--- a/Maestría-Ingeniería-de-Software/08-Admin-de-Sistemas-devops-cloud/Actividades/Actividad-01/01-Actividad-Miguel-Chavez-AWS.docx
+++ b/Maestría-Ingeniería-de-Software/08-Admin-de-Sistemas-devops-cloud/Actividades/Actividad-01/01-Actividad-Miguel-Chavez-AWS.docx
@@ -10,13 +10,13 @@
         <w:t xml:space="preserve">01-Actividad-Miguel-Chavez-AWS</w:t>
       </w:r>
     </w:p>
-    <w:bookmarkStart w:id="20" w:name="portada"/>
+    <w:bookmarkStart w:id="20" w:name="X19fe0dc42b5465fd81c9fa3fdffdb2c3d2953c0"/>
     <w:p>
       <w:pPr>
         <w:pStyle w:val="Heading1"/>
       </w:pPr>
       <w:r>
-        <w:t xml:space="preserve">1. Portada</w:t>
+        <w:t xml:space="preserve">Introducción a AWS: Consola AWS, Servicios EC2 Y RDS</w:t>
       </w:r>
     </w:p>
     <w:p>
@@ -24,7 +24,165 @@
         <w:pStyle w:val="FirstParagraph"/>
       </w:pPr>
       <w:r>
-        <w:t xml:space="preserve">La portada puede incluir:</w:t>
+        <w:rPr>
+          <w:b/>
+          <w:bCs/>
+        </w:rPr>
+        <w:t xml:space="preserve">Universidad:</w:t>
+      </w:r>
+      <w:r>
+        <w:t xml:space="preserve"> </w:t>
+      </w:r>
+      <w:r>
+        <w:t xml:space="preserve">UNIR</w:t>
+      </w:r>
+      <w:r>
+        <w:br/>
+      </w:r>
+      <w:r>
+        <w:rPr>
+          <w:b/>
+          <w:bCs/>
+        </w:rPr>
+        <w:t xml:space="preserve">Asignatura:</w:t>
+      </w:r>
+      <w:r>
+        <w:t xml:space="preserve"> </w:t>
+      </w:r>
+      <w:r>
+        <w:t xml:space="preserve">MODAM Administración de Sistemas, Virtualización, Cloud Computing y DevOps</w:t>
+      </w:r>
+      <w:r>
+        <w:br/>
+      </w:r>
+      <w:r>
+        <w:rPr>
+          <w:b/>
+          <w:bCs/>
+        </w:rPr>
+        <w:t xml:space="preserve">Actividad:</w:t>
+      </w:r>
+      <w:r>
+        <w:t xml:space="preserve"> </w:t>
+      </w:r>
+      <w:r>
+        <w:t xml:space="preserve">Introducción a AWS. Consola AWS, servicios EC2 y RDS</w:t>
+      </w:r>
+      <w:r>
+        <w:br/>
+      </w:r>
+      <w:r>
+        <w:rPr>
+          <w:b/>
+          <w:bCs/>
+        </w:rPr>
+        <w:t xml:space="preserve">Estudiante:</w:t>
+      </w:r>
+      <w:r>
+        <w:t xml:space="preserve"> </w:t>
+      </w:r>
+      <w:r>
+        <w:t xml:space="preserve">Miguel de Jesús Chávez Barragán</w:t>
+      </w:r>
+      <w:r>
+        <w:br/>
+      </w:r>
+      <w:r>
+        <w:rPr>
+          <w:b/>
+          <w:bCs/>
+        </w:rPr>
+        <w:t xml:space="preserve">Docente:</w:t>
+      </w:r>
+      <w:r>
+        <w:t xml:space="preserve"> </w:t>
+      </w:r>
+      <w:r>
+        <w:t xml:space="preserve">Carlos Martín Martínez Ferráez</w:t>
+      </w:r>
+      <w:r>
+        <w:br/>
+      </w:r>
+      <w:r>
+        <w:rPr>
+          <w:b/>
+          <w:bCs/>
+        </w:rPr>
+        <w:t xml:space="preserve">Fecha:</w:t>
+      </w:r>
+      <w:r>
+        <w:t xml:space="preserve"> </w:t>
+      </w:r>
+      <w:r>
+        <w:t xml:space="preserve">06-08-2026</w:t>
+      </w:r>
+    </w:p>
+    <w:bookmarkEnd w:id="20"/>
+    <w:bookmarkStart w:id="21" w:name="introducción"/>
+    <w:p>
+      <w:pPr>
+        <w:pStyle w:val="Heading1"/>
+      </w:pPr>
+      <w:r>
+        <w:t xml:space="preserve">Introducción</w:t>
+      </w:r>
+    </w:p>
+    <w:p>
+      <w:pPr>
+        <w:pStyle w:val="FirstParagraph"/>
+      </w:pPr>
+      <w:r>
+        <w:t xml:space="preserve">Esta actividad tiene como propósito practicar el uso inicial de Amazon Web Services mediante AWS Academy. El trabajo se desarrolla a partir de tres ejercicios principales: desplegar una página web en una instancia EC2 con Linux, publicar un juego en una instancia EC2 con Windows Server y crear una base de datos MySQL en Amazon RDS para conectarse a ella desde una herramienta externa.</w:t>
+      </w:r>
+    </w:p>
+    <w:p>
+      <w:pPr>
+        <w:pStyle w:val="BodyText"/>
+      </w:pPr>
+      <w:r>
+        <w:t xml:space="preserve">De acuerdo con Amazon Web Services (s. f.-g), una instancia de EC2 es un servidor virtual en la nube de AWS, donde se puede instalar y configurar el sistema operativo y las aplicaciones que se ejecutarán. En esta actividad utilicé EC2 como el espacio donde corren las aplicaciones web. En términos prácticos, EC2 funciona como una computadora en la nube que se configura de acuerdo con el sistema operativo, la capacidad de cómputo, las reglas de seguridad y el tipo de acceso que se necesita.</w:t>
+      </w:r>
+    </w:p>
+    <w:p>
+      <w:pPr>
+        <w:pStyle w:val="BodyText"/>
+      </w:pPr>
+      <w:r>
+        <w:t xml:space="preserve">Amazon RDS, por su parte, es un servicio administrado de bases de datos relacionales. En la documentación de Amazon RDS se muestra que el servicio permite crear instancias de base de datos MySQL y conectarse a ellas mediante un endpoint y un puerto específico (Amazon Web Services, s. f.-e). En la actividad se utilizó MySQL para crear una base de datos, conectarse de forma remota y validar que los cambios se reflejaran correctamente.</w:t>
+      </w:r>
+    </w:p>
+    <w:p>
+      <w:pPr>
+        <w:pStyle w:val="BodyText"/>
+      </w:pPr>
+      <w:r>
+        <w:t xml:space="preserve">El entorno de AWS Academy fue importante porque permitió trabajar con servicios reales de AWS dentro de un laboratorio controlado. El presupuesto disponible de 50 USD y el límite de tiempo activo del laboratorio ayudan a practicar sin dejar recursos encendidos de forma indefinida. A partir de este entorno pude reforzar conceptos de nube pública, servidores virtuales, grupos de seguridad, acceso remoto y conectividad entre servicios.</w:t>
+      </w:r>
+    </w:p>
+    <w:bookmarkEnd w:id="21"/>
+    <w:bookmarkStart w:id="22" w:name="objetivos"/>
+    <w:p>
+      <w:pPr>
+        <w:pStyle w:val="Heading1"/>
+      </w:pPr>
+      <w:r>
+        <w:t xml:space="preserve">Objetivos</w:t>
+      </w:r>
+    </w:p>
+    <w:p>
+      <w:pPr>
+        <w:pStyle w:val="FirstParagraph"/>
+      </w:pPr>
+      <w:r>
+        <w:t xml:space="preserve">El objetivo general de la actividad es aplicar conocimientos básicos de nube pública mediante el uso de AWS Academy, Amazon EC2 y Amazon RDS.</w:t>
+      </w:r>
+    </w:p>
+    <w:p>
+      <w:pPr>
+        <w:pStyle w:val="BodyText"/>
+      </w:pPr>
+      <w:r>
+        <w:t xml:space="preserve">Los objetivos específicos son los siguientes:</w:t>
       </w:r>
     </w:p>
     <w:p>
@@ -36,7 +194,7 @@
         </w:numPr>
       </w:pPr>
       <w:r>
-        <w:t xml:space="preserve">Unir</w:t>
+        <w:t xml:space="preserve">Crear una instancia Linux en EC2 y desplegar una página web estilo Netflix.</w:t>
       </w:r>
     </w:p>
     <w:p>
@@ -48,7 +206,7 @@
         </w:numPr>
       </w:pPr>
       <w:r>
-        <w:t xml:space="preserve">MODAM Administración de Sistemas, Virtualización, Cloud Computing y DevOps</w:t>
+        <w:t xml:space="preserve">Crear una instancia Windows Server en EC2 y publicar un juego web.</w:t>
       </w:r>
     </w:p>
     <w:p>
@@ -60,53 +218,26 @@
         </w:numPr>
       </w:pPr>
       <w:r>
-        <w:t xml:space="preserve">Actividad: Introducción a AWS. Consola AWS, Servicios EC2 y RDS</w:t>
-      </w:r>
-    </w:p>
-    <w:p>
-      <w:pPr>
-        <w:pStyle w:val="Compact"/>
-        <w:numPr>
-          <w:ilvl w:val="0"/>
-          <w:numId w:val="1001"/>
-        </w:numPr>
-      </w:pPr>
-      <w:r>
-        <w:t xml:space="preserve">Miguel de Jesus Chavez Barragan</w:t>
-      </w:r>
-    </w:p>
-    <w:p>
-      <w:pPr>
-        <w:pStyle w:val="Compact"/>
-        <w:numPr>
-          <w:ilvl w:val="0"/>
-          <w:numId w:val="1001"/>
-        </w:numPr>
-      </w:pPr>
-      <w:r>
-        <w:t xml:space="preserve">CARLOS MARTIN MARTINEZ FERRAEZ</w:t>
-      </w:r>
-    </w:p>
-    <w:p>
-      <w:pPr>
-        <w:pStyle w:val="Compact"/>
-        <w:numPr>
-          <w:ilvl w:val="0"/>
-          <w:numId w:val="1001"/>
-        </w:numPr>
-      </w:pPr>
-      <w:r>
-        <w:t xml:space="preserve">06-08-2026</w:t>
-      </w:r>
-    </w:p>
-    <w:bookmarkEnd w:id="20"/>
-    <w:bookmarkStart w:id="21" w:name="introducción"/>
+        <w:t xml:space="preserve">Crear una base de datos MySQL en Amazon RDS, conectarse remotamente y realizar modificaciones para comprobar su funcionamiento.</w:t>
+      </w:r>
+    </w:p>
+    <w:bookmarkEnd w:id="22"/>
+    <w:bookmarkStart w:id="27" w:name="desarrollo-de-la-actividad"/>
     <w:p>
       <w:pPr>
         <w:pStyle w:val="Heading1"/>
       </w:pPr>
       <w:r>
-        <w:t xml:space="preserve">2. Introducción</w:t>
+        <w:t xml:space="preserve">Desarrollo De la Actividad</w:t>
+      </w:r>
+    </w:p>
+    <w:bookmarkStart w:id="23" w:name="X34e563c339b8f040abaf4f52c6aac7829b6aa38"/>
+    <w:p>
+      <w:pPr>
+        <w:pStyle w:val="Heading2"/>
+      </w:pPr>
+      <w:r>
+        <w:t xml:space="preserve">Exploración De AWS Academy Y la Consola De AWS</w:t>
       </w:r>
     </w:p>
     <w:p>
@@ -114,33 +245,185 @@
         <w:pStyle w:val="FirstParagraph"/>
       </w:pPr>
       <w:r>
-        <w:t xml:space="preserve">Esta actividad se trata de probar y usar los servicios de aws atraves de AWS Acadamey. El processo de implmentacion y despliegue de una pagina en un Contenedor EC 2 en linux, el como implementar una pagina en un contenedor EC 2 version windows , y por ultimo usando RDS despliguar una Base de datos y hacer modificaciones a la base de datos.</w:t>
-      </w:r>
-    </w:p>
-    <w:p>
-      <w:pPr>
-        <w:pStyle w:val="BodyText"/>
-      </w:pPr>
-      <w:r>
-        <w:t xml:space="preserve">De esta manejera podriamos adquieri conocimiento de como usar EC2 y RDS. Pero EC2 que es? Ec 2 es donde corre las applicciones o paginas. Es un Servicio que te perminte crear servidores vertuales en AWS, EC 2 Signigica Elastic Compute Cloud. Termina siendo como una computadora en la nube que rentas. Y RDS es donde viven tus datos. RDS es un servicio administrado de bases de datos. Siginca que es Relational Database Services. Maneja bases de daots que son relacionales como MySQL PostgreSQL MariaDB para nombrar ualguno sin tener que instalar o administrar el servidor de dabese de datos manuelmante.</w:t>
-      </w:r>
-    </w:p>
-    <w:p>
-      <w:pPr>
-        <w:pStyle w:val="BodyText"/>
-      </w:pPr>
-      <w:r>
-        <w:t xml:space="preserve">Aprendemos atraves de la cursada y AWS Academy las bases y podemos aprovechando AWS Acadamey que nos da la herramienta con un servicio de 50 drls topado a 4 horas concurrentes activos de servicio para poder realizar la actividad y lograr nuestros objetivos.</w:t>
-      </w:r>
-    </w:p>
-    <w:bookmarkEnd w:id="21"/>
-    <w:bookmarkStart w:id="22" w:name="objetivos"/>
-    <w:p>
-      <w:pPr>
-        <w:pStyle w:val="Heading1"/>
-      </w:pPr>
-      <w:r>
-        <w:t xml:space="preserve">3. Objetivos</w:t>
+        <w:t xml:space="preserve">Para iniciar la actividad fue necesario ingresar a la plataforma de AWS Academy. Este entorno está diseñado para que estudiantes puedan practicar con servicios de nube en un ambiente real, pero con controles de presupuesto y tiempo. Esto reduce el riesgo de generar costos elevados por dejar instancias activas o por crear recursos sin seguimiento.</w:t>
+      </w:r>
+    </w:p>
+    <w:p>
+      <w:pPr>
+        <w:pStyle w:val="BodyText"/>
+      </w:pPr>
+      <w:r>
+        <w:t xml:space="preserve">Al entrar al panel del LMS, que corresponde al Learning Management System, seleccioné el laboratorio de aprendizaje asignado. Desde ahí inicié el laboratorio con la opción</w:t>
+      </w:r>
+      <w:r>
+        <w:t xml:space="preserve"> </w:t>
+      </w:r>
+      <w:r>
+        <w:rPr>
+          <w:b/>
+          <w:bCs/>
+        </w:rPr>
+        <w:t xml:space="preserve">Start Lab</w:t>
+      </w:r>
+      <w:r>
+        <w:t xml:space="preserve">. Después de unos minutos, el ícono del círculo ubicado junto al enlace de AWS cambió a color verde, lo cual indicó que el laboratorio ya estaba listo para usarse.</w:t>
+      </w:r>
+    </w:p>
+    <w:p>
+      <w:pPr>
+        <w:pStyle w:val="BodyText"/>
+      </w:pPr>
+      <w:r>
+        <w:rPr>
+          <w:b/>
+          <w:bCs/>
+        </w:rPr>
+        <w:t xml:space="preserve">Figura 1</w:t>
+      </w:r>
+      <w:r>
+        <w:br/>
+      </w:r>
+      <w:r>
+        <w:rPr>
+          <w:i/>
+          <w:iCs/>
+        </w:rPr>
+        <w:t xml:space="preserve">Panel de AWS Academy con el laboratorio iniciado.</w:t>
+      </w:r>
+      <w:r>
+        <w:br/>
+      </w:r>
+      <w:r>
+        <w:t xml:space="preserve">Pasted image 20260606095951.png</w:t>
+      </w:r>
+    </w:p>
+    <w:p>
+      <w:pPr>
+        <w:pStyle w:val="BodyText"/>
+      </w:pPr>
+      <w:r>
+        <w:t xml:space="preserve">Después ingresé a la Consola de administración de AWS mediante el enlace</w:t>
+      </w:r>
+      <w:r>
+        <w:t xml:space="preserve"> </w:t>
+      </w:r>
+      <w:r>
+        <w:rPr>
+          <w:b/>
+          <w:bCs/>
+        </w:rPr>
+        <w:t xml:space="preserve">AWS</w:t>
+      </w:r>
+      <w:r>
+        <w:t xml:space="preserve">. La sesión se abrió con una cuenta temporal, válida durante el tiempo activo del laboratorio. Este punto es importante porque todo el trabajo realizado depende de que el temporizador siga activo y de que los recursos se mantengan dentro del presupuesto asignado.</w:t>
+      </w:r>
+    </w:p>
+    <w:p>
+      <w:pPr>
+        <w:pStyle w:val="BodyText"/>
+      </w:pPr>
+      <w:r>
+        <w:t xml:space="preserve">Dentro de la consola validé que la región de trabajo fuera</w:t>
+      </w:r>
+      <w:r>
+        <w:t xml:space="preserve"> </w:t>
+      </w:r>
+      <w:r>
+        <w:rPr>
+          <w:rStyle w:val="VerbatimChar"/>
+        </w:rPr>
+        <w:t xml:space="preserve">us-east-1</w:t>
+      </w:r>
+      <w:r>
+        <w:t xml:space="preserve">, correspondiente a</w:t>
+      </w:r>
+      <w:r>
+        <w:t xml:space="preserve"> </w:t>
+      </w:r>
+      <w:r>
+        <w:rPr>
+          <w:b/>
+          <w:bCs/>
+        </w:rPr>
+        <w:t xml:space="preserve">US East (N. Virginia)</w:t>
+      </w:r>
+      <w:r>
+        <w:t xml:space="preserve">. Las regiones de AWS permiten crear recursos en ubicaciones geográficas específicas, y la elección de región puede relacionarse con disponibilidad de servicios, cercanía a usuarios y requisitos de operación (Amazon Web Services, s. f.-a). Para esta actividad mantuve los recursos en la misma región con el fin de evitar confusiones de ubicación entre EC2, RDS y los grupos de seguridad.</w:t>
+      </w:r>
+    </w:p>
+    <w:p>
+      <w:pPr>
+        <w:pStyle w:val="BodyText"/>
+      </w:pPr>
+      <w:r>
+        <w:rPr>
+          <w:b/>
+          <w:bCs/>
+        </w:rPr>
+        <w:t xml:space="preserve">Figura 2</w:t>
+      </w:r>
+      <w:r>
+        <w:br/>
+      </w:r>
+      <w:r>
+        <w:rPr>
+          <w:i/>
+          <w:iCs/>
+        </w:rPr>
+        <w:t xml:space="preserve">Consola principal de AWS con la región</w:t>
+      </w:r>
+      <w:r>
+        <w:rPr>
+          <w:i/>
+          <w:iCs/>
+        </w:rPr>
+        <w:t xml:space="preserve"> </w:t>
+      </w:r>
+      <w:r>
+        <w:rPr>
+          <w:rStyle w:val="VerbatimChar"/>
+          <w:i/>
+          <w:iCs/>
+        </w:rPr>
+        <w:t xml:space="preserve">us-east-1</w:t>
+      </w:r>
+      <w:r>
+        <w:rPr>
+          <w:i/>
+          <w:iCs/>
+        </w:rPr>
+        <w:t xml:space="preserve"> </w:t>
+      </w:r>
+      <w:r>
+        <w:rPr>
+          <w:i/>
+          <w:iCs/>
+        </w:rPr>
+        <w:t xml:space="preserve">seleccionada.</w:t>
+      </w:r>
+      <w:r>
+        <w:br/>
+      </w:r>
+      <w:r>
+        <w:t xml:space="preserve">Pasted image 20260606100028.png</w:t>
+      </w:r>
+    </w:p>
+    <w:p>
+      <w:pPr>
+        <w:pStyle w:val="BodyText"/>
+      </w:pPr>
+      <w:r>
+        <w:t xml:space="preserve">Desde la consola exploré los servicios disponibles para la actividad. Me enfoqué principalmente en EC2 y RDS, ya que eran los servicios requeridos para desplegar las aplicaciones web y crear la base de datos.</w:t>
+      </w:r>
+    </w:p>
+    <w:bookmarkEnd w:id="23"/>
+    <w:bookmarkStart w:id="24" w:name="implementación-de-la-página-web-en-linux"/>
+    <w:p>
+      <w:pPr>
+        <w:pStyle w:val="Heading2"/>
+      </w:pPr>
+      <w:r>
+        <w:t xml:space="preserve">Implementación De la Página Web En Linux</w:t>
       </w:r>
     </w:p>
     <w:p>
@@ -148,7 +431,112 @@
         <w:pStyle w:val="FirstParagraph"/>
       </w:pPr>
       <w:r>
-        <w:t xml:space="preserve">Tomando en cuenta Nuesto objetivo general que es aplicar conocimientos básicos de nube pública mediante el uso de AWS Academy, EC2 y RDS podemos atterizar los 3 objetivos especificos que tenemos para realizar.</w:t>
+        <w:t xml:space="preserve">Pasted image 20260606100054.png</w:t>
+      </w:r>
+    </w:p>
+    <w:p>
+      <w:pPr>
+        <w:pStyle w:val="BodyText"/>
+      </w:pPr>
+      <w:r>
+        <w:t xml:space="preserve">Para cumplir el primer objetivo, regresé al servicio EC2 y seleccioné la opción</w:t>
+      </w:r>
+      <w:r>
+        <w:t xml:space="preserve"> </w:t>
+      </w:r>
+      <w:r>
+        <w:rPr>
+          <w:b/>
+          <w:bCs/>
+        </w:rPr>
+        <w:t xml:space="preserve">Launch instance</w:t>
+      </w:r>
+      <w:r>
+        <w:t xml:space="preserve">. Este flujo coincide con el proceso básico de lanzamiento de instancias descrito por Amazon Web Services (s. f.-g), donde se selecciona la AMI, el tipo de instancia, el par de claves y la configuración de red. La instancia fue nombrada</w:t>
+      </w:r>
+      <w:r>
+        <w:t xml:space="preserve"> </w:t>
+      </w:r>
+      <w:r>
+        <w:rPr>
+          <w:rStyle w:val="VerbatimChar"/>
+        </w:rPr>
+        <w:t xml:space="preserve">ec2-linux-act1</w:t>
+      </w:r>
+      <w:r>
+        <w:t xml:space="preserve">. Como sistema operativo elegí Amazon Linux y seleccioné una instancia de tamaño pequeño, tipo micro, porque era suficiente para el ejercicio y ayudaba a mantener bajo el consumo del laboratorio.</w:t>
+      </w:r>
+    </w:p>
+    <w:p>
+      <w:pPr>
+        <w:pStyle w:val="BodyText"/>
+      </w:pPr>
+      <w:r>
+        <w:rPr>
+          <w:b/>
+          <w:bCs/>
+        </w:rPr>
+        <w:t xml:space="preserve">Figura 4</w:t>
+      </w:r>
+      <w:r>
+        <w:br/>
+      </w:r>
+      <w:r>
+        <w:rPr>
+          <w:i/>
+          <w:iCs/>
+        </w:rPr>
+        <w:t xml:space="preserve">Configuración inicial de la instancia Linux en EC2.</w:t>
+      </w:r>
+      <w:r>
+        <w:br/>
+      </w:r>
+      <w:r>
+        <w:t xml:space="preserve">Pasted image 20260606100732.png</w:t>
+      </w:r>
+    </w:p>
+    <w:p>
+      <w:pPr>
+        <w:pStyle w:val="BodyText"/>
+      </w:pPr>
+      <w:r>
+        <w:t xml:space="preserve">Durante la creación de la instancia definí un par de llaves, o</w:t>
+      </w:r>
+      <w:r>
+        <w:t xml:space="preserve"> </w:t>
+      </w:r>
+      <w:r>
+        <w:rPr>
+          <w:b/>
+          <w:bCs/>
+        </w:rPr>
+        <w:t xml:space="preserve">key pair</w:t>
+      </w:r>
+      <w:r>
+        <w:t xml:space="preserve">, para poder conectarme por SSH. Descargué el archivo</w:t>
+      </w:r>
+      <w:r>
+        <w:t xml:space="preserve"> </w:t>
+      </w:r>
+      <w:r>
+        <w:rPr>
+          <w:rStyle w:val="VerbatimChar"/>
+        </w:rPr>
+        <w:t xml:space="preserve">.pem</w:t>
+      </w:r>
+      <w:r>
+        <w:t xml:space="preserve"> </w:t>
+      </w:r>
+      <w:r>
+        <w:t xml:space="preserve">y lo nombré de forma similar a la instancia para mantener orden y facilitar su identificación. Este archivo es importante porque permite autenticar la conexión remota desde la terminal.</w:t>
+      </w:r>
+    </w:p>
+    <w:p>
+      <w:pPr>
+        <w:pStyle w:val="BodyText"/>
+      </w:pPr>
+      <w:r>
+        <w:t xml:space="preserve">Después de lanzar la instancia, configuré las reglas del grupo de seguridad. Amazon Web Services (s. f.-f) explica que los grupos de seguridad funcionan como firewalls para las instancias asociadas, ya que controlan el tráfico entrante y saliente a nivel de instancia. Para este caso agregué tres reglas principales:</w:t>
       </w:r>
     </w:p>
     <w:p>
@@ -160,7 +548,26 @@
         </w:numPr>
       </w:pPr>
       <w:r>
-        <w:t xml:space="preserve">crear una instancia Linux y desplieguar una pagina estilo Netflix</w:t>
+        <w:rPr>
+          <w:b/>
+          <w:bCs/>
+        </w:rPr>
+        <w:t xml:space="preserve">SSH</w:t>
+      </w:r>
+      <w:r>
+        <w:t xml:space="preserve">, por el puerto</w:t>
+      </w:r>
+      <w:r>
+        <w:t xml:space="preserve"> </w:t>
+      </w:r>
+      <w:r>
+        <w:rPr>
+          <w:rStyle w:val="VerbatimChar"/>
+        </w:rPr>
+        <w:t xml:space="preserve">22</w:t>
+      </w:r>
+      <w:r>
+        <w:t xml:space="preserve">, limitado a mi dirección IP.</w:t>
       </w:r>
     </w:p>
     <w:p>
@@ -172,7 +579,26 @@
         </w:numPr>
       </w:pPr>
       <w:r>
-        <w:t xml:space="preserve">Crear una instancia Windows y publicar un juego.</w:t>
+        <w:rPr>
+          <w:b/>
+          <w:bCs/>
+        </w:rPr>
+        <w:t xml:space="preserve">HTTP</w:t>
+      </w:r>
+      <w:r>
+        <w:t xml:space="preserve">, por el puerto</w:t>
+      </w:r>
+      <w:r>
+        <w:t xml:space="preserve"> </w:t>
+      </w:r>
+      <w:r>
+        <w:rPr>
+          <w:rStyle w:val="VerbatimChar"/>
+        </w:rPr>
+        <w:t xml:space="preserve">80</w:t>
+      </w:r>
+      <w:r>
+        <w:t xml:space="preserve">, abierto al público para visualizar la página.</w:t>
       </w:r>
     </w:p>
     <w:p>
@@ -184,17 +610,26 @@
         </w:numPr>
       </w:pPr>
       <w:r>
-        <w:t xml:space="preserve">Crear una base de datos en RDS de mysql conectarmente remotamente y realizar modificaciones.</w:t>
-      </w:r>
-    </w:p>
-    <w:bookmarkEnd w:id="22"/>
-    <w:bookmarkStart w:id="29" w:name="desarrollo-de-la-actividad"/>
-    <w:p>
-      <w:pPr>
-        <w:pStyle w:val="Heading1"/>
-      </w:pPr>
-      <w:r>
-        <w:t xml:space="preserve">4. Desarrollo De la Actividad</w:t>
+        <w:rPr>
+          <w:b/>
+          <w:bCs/>
+        </w:rPr>
+        <w:t xml:space="preserve">HTTPS</w:t>
+      </w:r>
+      <w:r>
+        <w:t xml:space="preserve">, por el puerto</w:t>
+      </w:r>
+      <w:r>
+        <w:t xml:space="preserve"> </w:t>
+      </w:r>
+      <w:r>
+        <w:rPr>
+          <w:rStyle w:val="VerbatimChar"/>
+        </w:rPr>
+        <w:t xml:space="preserve">443</w:t>
+      </w:r>
+      <w:r>
+        <w:t xml:space="preserve">, abierto al público como parte de la configuración web.</w:t>
       </w:r>
     </w:p>
     <w:p>
@@ -202,174 +637,49 @@
         <w:pStyle w:val="FirstParagraph"/>
       </w:pPr>
       <w:r>
-        <w:t xml:space="preserve">Esos objetivos solo se pueden lograr una ves entrando a la plataforma de AWS Accadamy</w:t>
-      </w:r>
-    </w:p>
-    <w:bookmarkStart w:id="23" w:name="exploración-de-aws-academy-y-consola"/>
-    <w:p>
-      <w:pPr>
-        <w:pStyle w:val="Heading2"/>
-      </w:pPr>
-      <w:r>
-        <w:t xml:space="preserve">4.1 Exploración De AWS Academy Y Consola</w:t>
-      </w:r>
-    </w:p>
-    <w:p>
-      <w:pPr>
-        <w:pStyle w:val="FirstParagraph"/>
-      </w:pPr>
-      <w:r>
-        <w:t xml:space="preserve">Aws Accadmy es un servicio dado pro Amazon para ayudar estudiantes de la nube como practicar en su entorno real sin precuparnos de riesgos de costos por temas de dinero y instancias ifnivitamente activas.</w:t>
-      </w:r>
-    </w:p>
-    <w:p>
-      <w:pPr>
-        <w:pStyle w:val="BodyText"/>
-      </w:pPr>
-      <w:r>
-        <w:t xml:space="preserve">La plataforma cunado ingresas de da la bienvendida con muchas explaicion y aviso de conocominetos technicos para mostrate como mejor aprovechar la isntancia que esta por darte. Esta instancia se llama laboratiro. Para llegar a eso el sistema de motiva altamente que pases por su sistema de LMS</w:t>
-      </w:r>
-    </w:p>
-    <w:p>
-      <w:pPr>
-        <w:pStyle w:val="BodyText"/>
-      </w:pPr>
-      <w:r>
-        <w:t xml:space="preserve">En el panel del LMS (</w:t>
-      </w:r>
-      <w:r>
-        <w:rPr>
-          <w:b/>
-          <w:bCs/>
-        </w:rPr>
-        <w:t xml:space="preserve">Learning Management System</w:t>
-      </w:r>
-      <w:r>
-        <w:t xml:space="preserve">, Sistema de administración de aprendizaje), elija el laboratorio de aprendizaje al que quiera acceder. Una ves que lo elignaas de va aparecer la opcioon de arrancar el labc</w:t>
-      </w:r>
-      <w:r>
-        <w:t xml:space="preserve"> </w:t>
-      </w:r>
-      <w:r>
-        <w:rPr>
-          <w:b/>
-          <w:bCs/>
-        </w:rPr>
-        <w:t xml:space="preserve">Start Lab (Comenzar laboratorio)</w:t>
-      </w:r>
-    </w:p>
-    <w:p>
-      <w:pPr>
-        <w:pStyle w:val="BodyText"/>
-      </w:pPr>
-      <w:r>
-        <w:t xml:space="preserve">Cuando el ícono del círculo en el lado derecho del enlace de AWS en la esquina superior izquierda aparece en verde, el entorno del laboratorio está listo para usarse.</w:t>
-      </w:r>
-    </w:p>
-    <w:p>
-      <w:pPr>
-        <w:pStyle w:val="BodyText"/>
-      </w:pPr>
-      <w:r>
-        <w:t xml:space="preserve">Para iniciar la Consola de administración de AWS en una pestaña nueva, elija el enlace de</w:t>
-      </w:r>
-      <w:r>
-        <w:t xml:space="preserve"> </w:t>
-      </w:r>
-      <w:r>
-        <w:rPr>
-          <w:b/>
-          <w:bCs/>
-        </w:rPr>
-        <w:t xml:space="preserve">AWS</w:t>
-      </w:r>
-      <w:r>
-        <w:t xml:space="preserve">.</w:t>
-      </w:r>
-    </w:p>
-    <w:p>
-      <w:pPr>
-        <w:pStyle w:val="BodyText"/>
-      </w:pPr>
-      <w:r>
-        <w:t xml:space="preserve">Se inicia sesión en la consola con una cuenta de AWS temporal que podrá usar durante el tiempo que el temporizador de la sesión del laboratorio esté activo.</w:t>
-      </w:r>
-    </w:p>
-    <w:p>
-      <w:pPr>
-        <w:pStyle w:val="BodyText"/>
-      </w:pPr>
-      <w:r>
-        <w:t xml:space="preserve">El sistema guardará el trabajo cuando determine la sesión o caduque el temporizador de esta. El sistema tambien nos avisa del tiempo disponbile para usar el Laborotario activo y Su presupuesto de</w:t>
-      </w:r>
-      <w:r>
-        <w:t xml:space="preserve"> </w:t>
-      </w:r>
-      <w:r>
-        <w:rPr>
-          <w:b/>
-          <w:bCs/>
-        </w:rPr>
-        <w:t xml:space="preserve">50 USD</w:t>
-      </w:r>
-      <w:r>
-        <w:t xml:space="preserve"> </w:t>
-      </w:r>
-      <w:r>
-        <w:t xml:space="preserve">para la plataforma de AWS es suficiente para la mayoría de los proyectos académicos, siempre y cuando se mantenga dentro de las pautas del presupuesto.</w:t>
-      </w:r>
-    </w:p>
-    <w:p>
-      <w:pPr>
-        <w:pStyle w:val="BodyText"/>
-      </w:pPr>
-      <w:r>
-        <w:t xml:space="preserve">Una ves ya dentro de la consoala principal de aws podemos valdiar Que es nuestrio REGION que fue us-east-1. Una region Una</w:t>
-      </w:r>
-      <w:r>
-        <w:t xml:space="preserve"> </w:t>
-      </w:r>
-      <w:r>
-        <w:rPr>
-          <w:b/>
-          <w:bCs/>
-        </w:rPr>
-        <w:t xml:space="preserve">Región de AWS</w:t>
-      </w:r>
-      <w:r>
-        <w:t xml:space="preserve"> </w:t>
-      </w:r>
-      <w:r>
-        <w:t xml:space="preserve">es una ubicación geográfica donde AWS tiene centros de datos.</w:t>
-      </w:r>
-    </w:p>
-    <w:p>
-      <w:pPr>
-        <w:pStyle w:val="BodyText"/>
-      </w:pPr>
-      <w:r>
-        <w:t xml:space="preserve">Cada región contiene una o más</w:t>
-      </w:r>
-      <w:r>
-        <w:t xml:space="preserve"> </w:t>
-      </w:r>
-      <w:r>
-        <w:rPr>
-          <w:b/>
-          <w:bCs/>
-        </w:rPr>
-        <w:t xml:space="preserve">Zonas de Disponibilidad (Availability Zones)</w:t>
-      </w:r>
-      <w:r>
-        <w:t xml:space="preserve">.</w:t>
-      </w:r>
-    </w:p>
-    <w:p>
-      <w:pPr>
-        <w:pStyle w:val="BodyText"/>
-      </w:pPr>
-      <w:r>
-        <w:t xml:space="preserve">Ejemplos de regiones;</w:t>
+        <w:rPr>
+          <w:b/>
+          <w:bCs/>
+        </w:rPr>
+        <w:t xml:space="preserve">Figura 4</w:t>
+      </w:r>
+      <w:r>
+        <w:br/>
+      </w:r>
+      <w:r>
+        <w:rPr>
+          <w:i/>
+          <w:iCs/>
+        </w:rPr>
+        <w:t xml:space="preserve">Reglas de entrada configuradas en el grupo de seguridad de la instancia Linux.</w:t>
+      </w:r>
+      <w:r>
+        <w:br/>
+      </w:r>
+      <w:r>
+        <w:t xml:space="preserve">Pasted image 20260606102746.png</w:t>
+      </w:r>
+      <w:r>
+        <w:br/>
+      </w:r>
+      <w:r>
+        <w:t xml:space="preserve">La regla de SSH la limité a mi IP por seguridad, ya que ese puerto permite administrar la instancia desde la terminal. Las reglas de HTTP y HTTPS se dejaron públicas porque la intención era que el sitio pudiera visualizarse desde el navegador.</w:t>
+      </w:r>
+    </w:p>
+    <w:p>
+      <w:pPr>
+        <w:pStyle w:val="BodyText"/>
+      </w:pPr>
+      <w:r>
+        <w:t xml:space="preserve">AWS ofrece distintas formas de conexión a una instancia EC2. En este caso utilicé EC2 Instance Connect y también conexión por SSH desde la terminal. La documentación de EC2 Instance Connect indica que una instancia Linux puede conectarse desde la consola de Amazon EC2, desde AWS CLI o mediante un cliente SSH (Amazon Web Services, s. f.-b).</w:t>
+      </w:r>
+    </w:p>
+    <w:p>
+      <w:pPr>
+        <w:pStyle w:val="BodyText"/>
+      </w:pPr>
+      <w:r>
+        <w:t xml:space="preserve">Para conectarme mediante EC2 Instance Connect seguí este flujo:</w:t>
       </w:r>
     </w:p>
     <w:p>
@@ -381,16 +691,7 @@
         </w:numPr>
       </w:pPr>
       <w:r>
-        <w:t xml:space="preserve">US East (N. Virginia) (</w:t>
-      </w:r>
-      <w:r>
-        <w:rPr>
-          <w:rStyle w:val="VerbatimChar"/>
-        </w:rPr>
-        <w:t xml:space="preserve">us-east-1</w:t>
-      </w:r>
-      <w:r>
-        <w:t xml:space="preserve">)</w:t>
+        <w:t xml:space="preserve">Seleccioné la instancia.</w:t>
       </w:r>
     </w:p>
     <w:p>
@@ -402,16 +703,20 @@
         </w:numPr>
       </w:pPr>
       <w:r>
-        <w:t xml:space="preserve">US West (Oregon) (</w:t>
-      </w:r>
-      <w:r>
-        <w:rPr>
-          <w:rStyle w:val="VerbatimChar"/>
-        </w:rPr>
-        <w:t xml:space="preserve">us-west-2</w:t>
-      </w:r>
-      <w:r>
-        <w:t xml:space="preserve">)</w:t>
+        <w:t xml:space="preserve">Hice clic en</w:t>
+      </w:r>
+      <w:r>
+        <w:t xml:space="preserve"> </w:t>
+      </w:r>
+      <w:r>
+        <w:rPr>
+          <w:b/>
+          <w:bCs/>
+        </w:rPr>
+        <w:t xml:space="preserve">Connect</w:t>
+      </w:r>
+      <w:r>
+        <w:t xml:space="preserve">.</w:t>
       </w:r>
     </w:p>
     <w:p>
@@ -423,7 +728,45 @@
         </w:numPr>
       </w:pPr>
       <w:r>
-        <w:t xml:space="preserve">South America (São Paulo)</w:t>
+        <w:t xml:space="preserve">Entré a la pestaña</w:t>
+      </w:r>
+      <w:r>
+        <w:t xml:space="preserve"> </w:t>
+      </w:r>
+      <w:r>
+        <w:rPr>
+          <w:b/>
+          <w:bCs/>
+        </w:rPr>
+        <w:t xml:space="preserve">EC2 Instance Connect</w:t>
+      </w:r>
+      <w:r>
+        <w:t xml:space="preserve">.</w:t>
+      </w:r>
+    </w:p>
+    <w:p>
+      <w:pPr>
+        <w:pStyle w:val="Compact"/>
+        <w:numPr>
+          <w:ilvl w:val="0"/>
+          <w:numId w:val="1003"/>
+        </w:numPr>
+      </w:pPr>
+      <w:r>
+        <w:t xml:space="preserve">Presioné nuevamente</w:t>
+      </w:r>
+      <w:r>
+        <w:t xml:space="preserve"> </w:t>
+      </w:r>
+      <w:r>
+        <w:rPr>
+          <w:b/>
+          <w:bCs/>
+        </w:rPr>
+        <w:t xml:space="preserve">Connect</w:t>
+      </w:r>
+      <w:r>
+        <w:t xml:space="preserve">.</w:t>
       </w:r>
     </w:p>
     <w:p>
@@ -431,17 +774,336 @@
         <w:pStyle w:val="FirstParagraph"/>
       </w:pPr>
       <w:r>
-        <w:t xml:space="preserve">De ahi me fui explorando para validar que acceso tenemos a la nube en este caso valid 3 servicios VPS, ec 2 y rds.</w:t>
-      </w:r>
-    </w:p>
-    <w:bookmarkEnd w:id="23"/>
-    <w:bookmarkStart w:id="24" w:name="implementación-de-la-web-en-linux"/>
+        <w:t xml:space="preserve">Para la conexión desde mi terminal utilicé el archivo</w:t>
+      </w:r>
+      <w:r>
+        <w:t xml:space="preserve"> </w:t>
+      </w:r>
+      <w:r>
+        <w:rPr>
+          <w:rStyle w:val="VerbatimChar"/>
+        </w:rPr>
+        <w:t xml:space="preserve">.pem</w:t>
+      </w:r>
+      <w:r>
+        <w:t xml:space="preserve"> </w:t>
+      </w:r>
+      <w:r>
+        <w:t xml:space="preserve">y el DNS público de la instancia:</w:t>
+      </w:r>
+    </w:p>
+    <w:p>
+      <w:pPr>
+        <w:pStyle w:val="SourceCode"/>
+      </w:pPr>
+      <w:r>
+        <w:rPr>
+          <w:rStyle w:val="VerbatimChar"/>
+        </w:rPr>
+        <w:t xml:space="preserve">chmod 400 "ec2-linux-act1.pem"</w:t>
+      </w:r>
+      <w:r>
+        <w:br/>
+      </w:r>
+      <w:r>
+        <w:rPr>
+          <w:rStyle w:val="VerbatimChar"/>
+        </w:rPr>
+        <w:t xml:space="preserve">ssh -i "ec2-linux-act1.pem" ec2-user@ec2-98-86-108-89.compute-1.amazonaws.com</w:t>
+      </w:r>
+      <w:r>
+        <w:br/>
+      </w:r>
+      <w:r>
+        <w:rPr>
+          <w:rStyle w:val="VerbatimChar"/>
+        </w:rPr>
+        <w:t xml:space="preserve">Run</w:t>
+      </w:r>
+    </w:p>
+    <w:p>
+      <w:pPr>
+        <w:pStyle w:val="FirstParagraph"/>
+      </w:pPr>
+      <w:r>
+        <w:t xml:space="preserve">Pasted image 20260606101004.png</w:t>
+      </w:r>
+    </w:p>
+    <w:p>
+      <w:pPr>
+        <w:pStyle w:val="BodyText"/>
+      </w:pPr>
+      <w:r>
+        <w:t xml:space="preserve">Una vez dentro de la instancia, instalé y habilité Apache con los siguientes commandos:</w:t>
+      </w:r>
+    </w:p>
+    <w:p>
+      <w:pPr>
+        <w:pStyle w:val="SourceCode"/>
+      </w:pPr>
+      <w:r>
+        <w:rPr>
+          <w:rStyle w:val="VerbatimChar"/>
+        </w:rPr>
+        <w:t xml:space="preserve">sudo dnf install -y httpd wget unzip</w:t>
+      </w:r>
+      <w:r>
+        <w:br/>
+      </w:r>
+      <w:r>
+        <w:rPr>
+          <w:rStyle w:val="VerbatimChar"/>
+        </w:rPr>
+        <w:t xml:space="preserve">sudo systemctl enable httpd</w:t>
+      </w:r>
+      <w:r>
+        <w:br/>
+      </w:r>
+      <w:r>
+        <w:rPr>
+          <w:rStyle w:val="VerbatimChar"/>
+        </w:rPr>
+        <w:t xml:space="preserve">sudo systemctl start httpd</w:t>
+      </w:r>
+    </w:p>
+    <w:p>
+      <w:pPr>
+        <w:pStyle w:val="FirstParagraph"/>
+      </w:pPr>
+      <w:r>
+        <w:t xml:space="preserve">Estos commandos instalan el servidor web Apache, lo configuran para iniciar automáticamente y lo ejecutan en la instancia. Después validé el estado del servicio:</w:t>
+      </w:r>
+    </w:p>
+    <w:p>
+      <w:pPr>
+        <w:pStyle w:val="SourceCode"/>
+      </w:pPr>
+      <w:r>
+        <w:rPr>
+          <w:rStyle w:val="VerbatimChar"/>
+        </w:rPr>
+        <w:t xml:space="preserve">sudo systemctl status httpd</w:t>
+      </w:r>
+    </w:p>
+    <w:p>
+      <w:pPr>
+        <w:pStyle w:val="FirstParagraph"/>
+      </w:pPr>
+      <w:r>
+        <w:rPr>
+          <w:b/>
+          <w:bCs/>
+        </w:rPr>
+        <w:t xml:space="preserve">Figura 5</w:t>
+      </w:r>
+      <w:r>
+        <w:br/>
+      </w:r>
+      <w:r>
+        <w:rPr>
+          <w:i/>
+          <w:iCs/>
+        </w:rPr>
+        <w:t xml:space="preserve">Servicio Apache activo en la instancia Linux.</w:t>
+      </w:r>
+      <w:r>
+        <w:br/>
+      </w:r>
+      <w:r>
+        <w:t xml:space="preserve">Pasted image 20260606103426.png</w:t>
+      </w:r>
+    </w:p>
+    <w:p>
+      <w:pPr>
+        <w:pStyle w:val="BodyText"/>
+      </w:pPr>
+      <w:r>
+        <w:t xml:space="preserve">Posteriormente descargué el archivo comprimido de la página estilo Netflix y lo descomprimí en una carpeta temporal:</w:t>
+      </w:r>
+    </w:p>
+    <w:p>
+      <w:pPr>
+        <w:pStyle w:val="SourceCode"/>
+      </w:pPr>
+      <w:r>
+        <w:rPr>
+          <w:rStyle w:val="VerbatimChar"/>
+        </w:rPr>
+        <w:t xml:space="preserve">mkdir -p ~/sitio-netflix</w:t>
+      </w:r>
+      <w:r>
+        <w:br/>
+      </w:r>
+      <w:r>
+        <w:rPr>
+          <w:rStyle w:val="VerbatimChar"/>
+        </w:rPr>
+        <w:t xml:space="preserve">cd ~/sitio-netflix</w:t>
+      </w:r>
+      <w:r>
+        <w:br/>
+      </w:r>
+      <w:r>
+        <w:rPr>
+          <w:rStyle w:val="VerbatimChar"/>
+        </w:rPr>
+        <w:t xml:space="preserve">wget https://s3.eu-west-1.amazonaws.com/www.profesantos.cloud/Netflix.zip</w:t>
+      </w:r>
+      <w:r>
+        <w:br/>
+      </w:r>
+      <w:r>
+        <w:rPr>
+          <w:rStyle w:val="VerbatimChar"/>
+        </w:rPr>
+        <w:t xml:space="preserve">unzip Netflix.zip</w:t>
+      </w:r>
+    </w:p>
+    <w:p>
+      <w:pPr>
+        <w:pStyle w:val="FirstParagraph"/>
+      </w:pPr>
+      <w:r>
+        <w:t xml:space="preserve">Después de validar con</w:t>
+      </w:r>
+      <w:r>
+        <w:t xml:space="preserve"> </w:t>
+      </w:r>
+      <w:r>
+        <w:rPr>
+          <w:rStyle w:val="VerbatimChar"/>
+        </w:rPr>
+        <w:t xml:space="preserve">ls</w:t>
+      </w:r>
+      <w:r>
+        <w:t xml:space="preserve"> </w:t>
+      </w:r>
+      <w:r>
+        <w:t xml:space="preserve">que los archivos se descomprimieron correctamente, los copié al directorio público de Apache:</w:t>
+      </w:r>
+    </w:p>
+    <w:p>
+      <w:pPr>
+        <w:pStyle w:val="SourceCode"/>
+      </w:pPr>
+      <w:r>
+        <w:rPr>
+          <w:rStyle w:val="VerbatimChar"/>
+        </w:rPr>
+        <w:t xml:space="preserve">sudo cp -r ./* /var/www/html/</w:t>
+      </w:r>
+    </w:p>
+    <w:p>
+      <w:pPr>
+        <w:pStyle w:val="FirstParagraph"/>
+      </w:pPr>
+      <w:r>
+        <w:t xml:space="preserve">Pasted image 20260606101328.png</w:t>
+      </w:r>
+    </w:p>
+    <w:p>
+      <w:pPr>
+        <w:pStyle w:val="BodyText"/>
+      </w:pPr>
+      <w:r>
+        <w:t xml:space="preserve">Finalmente, regresé a la consola de AWS, copié la dirección IPv4 pública de la instancia y probé el sitio desde el navegador:</w:t>
+      </w:r>
+    </w:p>
+    <w:p>
+      <w:pPr>
+        <w:pStyle w:val="SourceCode"/>
+      </w:pPr>
+      <w:r>
+        <w:rPr>
+          <w:rStyle w:val="VerbatimChar"/>
+        </w:rPr>
+        <w:t xml:space="preserve">http://98.86.108.89/</w:t>
+      </w:r>
+    </w:p>
+    <w:p>
+      <w:pPr>
+        <w:pStyle w:val="FirstParagraph"/>
+      </w:pPr>
+      <w:r>
+        <w:rPr>
+          <w:b/>
+          <w:bCs/>
+        </w:rPr>
+        <w:t xml:space="preserve">Figura 6</w:t>
+      </w:r>
+      <w:r>
+        <w:br/>
+      </w:r>
+      <w:r>
+        <w:rPr>
+          <w:i/>
+          <w:iCs/>
+        </w:rPr>
+        <w:t xml:space="preserve">Página web estilo Netflix publicada desde la instancia Linux.</w:t>
+      </w:r>
+    </w:p>
+    <w:p>
+      <w:pPr>
+        <w:pStyle w:val="BodyText"/>
+      </w:pPr>
+      <w:r>
+        <w:t xml:space="preserve">Pasted image 20260606102710.png</w:t>
+      </w:r>
+    </w:p>
+    <w:p>
+      <w:pPr>
+        <w:pStyle w:val="BodyText"/>
+      </w:pPr>
+      <w:r>
+        <w:t xml:space="preserve">Durante este ejercicio me quedó más clara la diferencia entre una IP pública y una IP privada. La IP pública permite acceder a la instancia desde Internet cuando el grupo de seguridad lo autoriza. La IP privada se utilize dentro de la red interna de AWS. Al inicio esto generó algo de fricción, porque una parte importante del acceso dependía de entender qué dirección debía usarse y qué puerto debía estar abierto.</w:t>
+      </w:r>
+    </w:p>
+    <w:p>
+      <w:pPr>
+        <w:pStyle w:val="BodyText"/>
+      </w:pPr>
+      <w:r>
+        <w:t xml:space="preserve">También reforcé la importancia de los grupos de seguridad. Si el puerto</w:t>
+      </w:r>
+      <w:r>
+        <w:t xml:space="preserve"> </w:t>
+      </w:r>
+      <w:r>
+        <w:rPr>
+          <w:rStyle w:val="VerbatimChar"/>
+        </w:rPr>
+        <w:t xml:space="preserve">22</w:t>
+      </w:r>
+      <w:r>
+        <w:t xml:space="preserve"> </w:t>
+      </w:r>
+      <w:r>
+        <w:t xml:space="preserve">no está permitido, la conexión por SSH falla. Si el puerto</w:t>
+      </w:r>
+      <w:r>
+        <w:t xml:space="preserve"> </w:t>
+      </w:r>
+      <w:r>
+        <w:rPr>
+          <w:rStyle w:val="VerbatimChar"/>
+        </w:rPr>
+        <w:t xml:space="preserve">80</w:t>
+      </w:r>
+      <w:r>
+        <w:t xml:space="preserve"> </w:t>
+      </w:r>
+      <w:r>
+        <w:t xml:space="preserve">no está abierto, el navegador no puede acceder al sitio web. En esta parte se nota que el despliegue require instalar Apache y permitir el tráfico correcto hacia la instancia.</w:t>
+      </w:r>
+    </w:p>
+    <w:bookmarkEnd w:id="24"/>
+    <w:bookmarkStart w:id="25" w:name="X589b31e68f4b34ba12e4f1ea884f5206188abd3"/>
     <w:p>
       <w:pPr>
         <w:pStyle w:val="Heading2"/>
       </w:pPr>
       <w:r>
-        <w:t xml:space="preserve">4.2 Implementación De la Web En Linux</w:t>
+        <w:t xml:space="preserve">Implementación De la Página Web En Windows Server</w:t>
       </w:r>
     </w:p>
     <w:p>
@@ -449,169 +1111,200 @@
         <w:pStyle w:val="FirstParagraph"/>
       </w:pPr>
       <w:r>
-        <w:t xml:space="preserve">Para logar nuesto primer objetivo de desplguear en un contenedor de linux nuestra pagina lo primero que hice fue regresar al panel de ec 2 y le di Launch instance.</w:t>
-      </w:r>
-    </w:p>
-    <w:p>
-      <w:pPr>
-        <w:pStyle w:val="BodyText"/>
-      </w:pPr>
-      <w:r>
-        <w:t xml:space="preserve">Con esto me fui configurando la instancia de linux, primero la nombre</w:t>
-      </w:r>
-      <w:r>
-        <w:t xml:space="preserve"> </w:t>
-      </w:r>
-      <w:r>
-        <w:rPr>
-          <w:rStyle w:val="VerbatimChar"/>
-        </w:rPr>
-        <w:t xml:space="preserve">ec2-linux-act1</w:t>
-      </w:r>
-      <w:r>
-        <w:t xml:space="preserve"> </w:t>
-      </w:r>
-      <w:r>
-        <w:t xml:space="preserve">de ahi elije que fuera de Amazon Linux en version micro. Porque micro porque es la que no nos deberia de generar un costo por el uso y si si muy pequeño.</w:t>
-      </w:r>
-    </w:p>
-    <w:p>
-      <w:pPr>
-        <w:pStyle w:val="BodyText"/>
-      </w:pPr>
-      <w:r>
-        <w:t xml:space="preserve">De ahi definmos que queriamos una llave o</w:t>
-      </w:r>
-      <w:r>
-        <w:t xml:space="preserve"> </w:t>
-      </w:r>
-      <w:r>
-        <w:rPr>
-          <w:rStyle w:val="VerbatimChar"/>
-        </w:rPr>
-        <w:t xml:space="preserve">key pair</w:t>
-      </w:r>
-      <w:r>
-        <w:t xml:space="preserve"> </w:t>
-      </w:r>
-      <w:r>
-        <w:t xml:space="preserve">la descargue y la nombre igual que la instancia para maryor seguridad y encotnrabilidad. Esto me entrego un archivo</w:t>
-      </w:r>
-      <w:r>
-        <w:t xml:space="preserve"> </w:t>
-      </w:r>
-      <w:r>
-        <w:rPr>
-          <w:rStyle w:val="VerbatimChar"/>
-        </w:rPr>
-        <w:t xml:space="preserve">.pem</w:t>
-      </w:r>
-      <w:r>
-        <w:t xml:space="preserve"> </w:t>
-      </w:r>
-      <w:r>
-        <w:t xml:space="preserve">de ahi le di launch instance.</w:t>
-      </w:r>
-    </w:p>
-    <w:p>
-      <w:pPr>
-        <w:pStyle w:val="BodyText"/>
-      </w:pPr>
-      <w:r>
-        <w:t xml:space="preserve">Se creo la instancia pero todavia me faltaba generar las reglas de segudiad para que me permitiera conectarme. Aqui entre a las opcioens de grupo de seguridad. Un gurpo de seguridad es como Aws define que tipos y niveles de acceso pueden tener ciertos conciones atraves de ips y puertos. Esto nos brinde seguridad porque nos facilitre limitar quien entra y quien saca information.</w:t>
-      </w:r>
-    </w:p>
-    <w:p>
-      <w:pPr>
-        <w:pStyle w:val="BodyText"/>
-      </w:pPr>
-      <w:r>
-        <w:t xml:space="preserve">Aplique 3 reglas. Reglas de ssh, https y de http. Ssh iba al puerto 22 mientras que https al 443 y por ultimo http al puerto 80. Sssh lo deje fijado a mi ip para mayo segureidad dado que con espo podria manejar y controlar desde la terminal. Y las otras dos las de de publcias porque la intencion es liberar es puertos para usarios pudieran ingresar a ver el contenido de la pagina.</w:t>
-      </w:r>
-    </w:p>
-    <w:p>
-      <w:pPr>
-        <w:pStyle w:val="BodyText"/>
-      </w:pPr>
-      <w:r>
-        <w:t xml:space="preserve">Listo. Ya tenemos puertos abiertos para ssh pero que h acemos con eso. Puedes aws nos permite tener 3 formas de conectarnos al instancia. De la cual yo determine usando 2.</w:t>
-      </w:r>
-    </w:p>
-    <w:p>
-      <w:pPr>
-        <w:pStyle w:val="BodyText"/>
-      </w:pPr>
-      <w:r>
-        <w:t xml:space="preserve">Desde instance connect se puede</w:t>
-      </w:r>
-    </w:p>
-    <w:p>
-      <w:pPr>
+        <w:t xml:space="preserve">El segundo objetivo consistió en crear una instancia Windows Server para desplegar un juego web. Para hacerlo regresé a EC2 y seleccioné nuevamente</w:t>
+      </w:r>
+      <w:r>
+        <w:t xml:space="preserve"> </w:t>
+      </w:r>
+      <w:r>
+        <w:rPr>
+          <w:b/>
+          <w:bCs/>
+        </w:rPr>
+        <w:t xml:space="preserve">Launch instance</w:t>
+      </w:r>
+      <w:r>
+        <w:t xml:space="preserve">. Nombré la instancia</w:t>
+      </w:r>
+      <w:r>
+        <w:t xml:space="preserve"> </w:t>
+      </w:r>
+      <w:r>
+        <w:rPr>
+          <w:rStyle w:val="VerbatimChar"/>
+        </w:rPr>
+        <w:t xml:space="preserve">ec2-windows-act1</w:t>
+      </w:r>
+      <w:r>
+        <w:t xml:space="preserve"> </w:t>
+      </w:r>
+      <w:r>
+        <w:t xml:space="preserve">y elegí una imagen de Windows Server. También seleccioné una instancia pequeña para mantener controlado el consumo del laboratorio.</w:t>
+      </w:r>
+    </w:p>
+    <w:p>
+      <w:pPr>
+        <w:pStyle w:val="BodyText"/>
+      </w:pPr>
+      <w:r>
+        <w:rPr>
+          <w:b/>
+          <w:bCs/>
+        </w:rPr>
+        <w:t xml:space="preserve">Figura 7</w:t>
+      </w:r>
+      <w:r>
+        <w:br/>
+      </w:r>
+      <w:r>
+        <w:rPr>
+          <w:i/>
+          <w:iCs/>
+        </w:rPr>
+        <w:t xml:space="preserve">Configuración inicial de la instancia Windows Server en EC2.</w:t>
+      </w:r>
+    </w:p>
+    <w:p>
+      <w:pPr>
+        <w:pStyle w:val="BodyText"/>
+      </w:pPr>
+      <w:r>
+        <w:t xml:space="preserve">Pasted image 20260606104741.png</w:t>
+      </w:r>
+    </w:p>
+    <w:p>
+      <w:pPr>
+        <w:pStyle w:val="BodyText"/>
+      </w:pPr>
+      <w:r>
+        <w:t xml:space="preserve">Pasted image 20260606104757.png</w:t>
+      </w:r>
+    </w:p>
+    <w:p>
+      <w:pPr>
+        <w:pStyle w:val="BodyText"/>
+      </w:pPr>
+      <w:r>
+        <w:t xml:space="preserve">En esta instancia la configuración de acceso fue distinta porque el sistema operativo se administra principalmente mediante escritorio remoto. Durante la configuración habilité el tráfico HTTP y HTTPS, y también habilité RDP. El puerto de RDP es</w:t>
+      </w:r>
+      <w:r>
+        <w:t xml:space="preserve"> </w:t>
+      </w:r>
+      <w:r>
+        <w:rPr>
+          <w:rStyle w:val="VerbatimChar"/>
+        </w:rPr>
+        <w:t xml:space="preserve">3389</w:t>
+      </w:r>
+      <w:r>
+        <w:t xml:space="preserve">, y lo limité a mi IP para reducir riesgos de acceso externo.</w:t>
+      </w:r>
+    </w:p>
+    <w:p>
+      <w:pPr>
+        <w:pStyle w:val="BodyText"/>
+      </w:pPr>
+      <w:r>
+        <w:t xml:space="preserve">Las reglas principales fueron las siguientes:</w:t>
+      </w:r>
+    </w:p>
+    <w:p>
+      <w:pPr>
+        <w:pStyle w:val="Compact"/>
         <w:numPr>
           <w:ilvl w:val="0"/>
           <w:numId w:val="1004"/>
         </w:numPr>
       </w:pPr>
       <w:r>
-        <w:t xml:space="preserve">Haz clic en</w:t>
-      </w:r>
-      <w:r>
-        <w:t xml:space="preserve"> </w:t>
-      </w:r>
-      <w:r>
-        <w:rPr>
-          <w:rStyle w:val="VerbatimChar"/>
-        </w:rPr>
-        <w:t xml:space="preserve">Connect</w:t>
-      </w:r>
-      <w:r>
-        <w:t xml:space="preserve">.</w:t>
-      </w:r>
-    </w:p>
-    <w:p>
-      <w:pPr>
+        <w:rPr>
+          <w:b/>
+          <w:bCs/>
+        </w:rPr>
+        <w:t xml:space="preserve">HTTP</w:t>
+      </w:r>
+      <w:r>
+        <w:t xml:space="preserve">, por el puerto</w:t>
+      </w:r>
+      <w:r>
+        <w:t xml:space="preserve"> </w:t>
+      </w:r>
+      <w:r>
+        <w:rPr>
+          <w:rStyle w:val="VerbatimChar"/>
+        </w:rPr>
+        <w:t xml:space="preserve">80</w:t>
+      </w:r>
+      <w:r>
+        <w:t xml:space="preserve">, abierto al público.</w:t>
+      </w:r>
+    </w:p>
+    <w:p>
+      <w:pPr>
+        <w:pStyle w:val="Compact"/>
         <w:numPr>
           <w:ilvl w:val="0"/>
           <w:numId w:val="1004"/>
         </w:numPr>
       </w:pPr>
       <w:r>
-        <w:t xml:space="preserve">Entra a la pestaña</w:t>
-      </w:r>
-      <w:r>
-        <w:t xml:space="preserve"> </w:t>
-      </w:r>
-      <w:r>
-        <w:rPr>
-          <w:rStyle w:val="VerbatimChar"/>
-        </w:rPr>
-        <w:t xml:space="preserve">EC2 Instance Connect</w:t>
-      </w:r>
-      <w:r>
-        <w:t xml:space="preserve">.</w:t>
-      </w:r>
-    </w:p>
-    <w:p>
-      <w:pPr>
+        <w:rPr>
+          <w:b/>
+          <w:bCs/>
+        </w:rPr>
+        <w:t xml:space="preserve">HTTPS</w:t>
+      </w:r>
+      <w:r>
+        <w:t xml:space="preserve">, por el puerto</w:t>
+      </w:r>
+      <w:r>
+        <w:t xml:space="preserve"> </w:t>
+      </w:r>
+      <w:r>
+        <w:rPr>
+          <w:rStyle w:val="VerbatimChar"/>
+        </w:rPr>
+        <w:t xml:space="preserve">443</w:t>
+      </w:r>
+      <w:r>
+        <w:t xml:space="preserve">, abierto al público.</w:t>
+      </w:r>
+    </w:p>
+    <w:p>
+      <w:pPr>
+        <w:pStyle w:val="Compact"/>
         <w:numPr>
           <w:ilvl w:val="0"/>
           <w:numId w:val="1004"/>
         </w:numPr>
       </w:pPr>
       <w:r>
-        <w:t xml:space="preserve">Haz clic en</w:t>
-      </w:r>
-      <w:r>
-        <w:t xml:space="preserve"> </w:t>
-      </w:r>
-      <w:r>
-        <w:rPr>
-          <w:rStyle w:val="VerbatimChar"/>
-        </w:rPr>
-        <w:t xml:space="preserve">Connect</w:t>
-      </w:r>
-      <w:r>
-        <w:t xml:space="preserve">.</w:t>
+        <w:rPr>
+          <w:b/>
+          <w:bCs/>
+        </w:rPr>
+        <w:t xml:space="preserve">RDP</w:t>
+      </w:r>
+      <w:r>
+        <w:t xml:space="preserve">, por el puerto</w:t>
+      </w:r>
+      <w:r>
+        <w:t xml:space="preserve"> </w:t>
+      </w:r>
+      <w:r>
+        <w:rPr>
+          <w:rStyle w:val="VerbatimChar"/>
+        </w:rPr>
+        <w:t xml:space="preserve">3389</w:t>
+      </w:r>
+      <w:r>
+        <w:t xml:space="preserve">, limitado a mi dirección IP.</w:t>
+      </w:r>
+      <w:r>
+        <w:br/>
+      </w:r>
+      <w:r>
+        <w:t xml:space="preserve">Pasted image 20260606104839.png</w:t>
       </w:r>
     </w:p>
     <w:p>
@@ -619,221 +1312,141 @@
         <w:pStyle w:val="FirstParagraph"/>
       </w:pPr>
       <w:r>
-        <w:t xml:space="preserve">Por mi terminal</w:t>
-      </w:r>
-    </w:p>
-    <w:p>
-      <w:pPr>
-        <w:pStyle w:val="BodyText"/>
-      </w:pPr>
-      <w:r>
-        <w:t xml:space="preserve">Use SSH a la url de la instanca con el siguente commando con la clave</w:t>
-      </w:r>
-      <w:r>
-        <w:t xml:space="preserve"> </w:t>
-      </w:r>
-      <w:r>
-        <w:rPr>
-          <w:rStyle w:val="VerbatimChar"/>
-        </w:rPr>
-        <w:t xml:space="preserve">.pem</w:t>
-      </w:r>
-      <w:r>
-        <w:t xml:space="preserve">.</w:t>
-      </w:r>
-    </w:p>
-    <w:p>
-      <w:pPr>
-        <w:pStyle w:val="SourceCode"/>
-      </w:pPr>
-      <w:r>
-        <w:rPr>
-          <w:rStyle w:val="VerbatimChar"/>
-        </w:rPr>
-        <w:t xml:space="preserve">chmod 400 "ec2-linux-act1.pem"</w:t>
-      </w:r>
-      <w:r>
-        <w:br/>
-      </w:r>
-      <w:r>
-        <w:rPr>
-          <w:rStyle w:val="VerbatimChar"/>
-        </w:rPr>
-        <w:t xml:space="preserve">ssh -i "ec2-linux-act1.pem" ec2-user@ec2-98-86-108-89.compute-1.amazonaws.com</w:t>
-      </w:r>
-      <w:r>
-        <w:br/>
-      </w:r>
-      <w:r>
-        <w:rPr>
-          <w:rStyle w:val="VerbatimChar"/>
-        </w:rPr>
-        <w:t xml:space="preserve">Run</w:t>
-      </w:r>
-    </w:p>
-    <w:p>
-      <w:pPr>
-        <w:pStyle w:val="FirstParagraph"/>
-      </w:pPr>
-      <w:r>
-        <w:t xml:space="preserve">Estando dentro de la terminal de la instancia ejcute los siguentes commandos</w:t>
-      </w:r>
-    </w:p>
-    <w:p>
-      <w:pPr>
-        <w:pStyle w:val="SourceCode"/>
-      </w:pPr>
-      <w:r>
-        <w:rPr>
-          <w:rStyle w:val="VerbatimChar"/>
-        </w:rPr>
-        <w:t xml:space="preserve">sudo dnf install -y httpd wget unzip  </w:t>
-      </w:r>
-      <w:r>
-        <w:br/>
-      </w:r>
-      <w:r>
-        <w:rPr>
-          <w:rStyle w:val="VerbatimChar"/>
-        </w:rPr>
-        <w:t xml:space="preserve">sudo systemctl enable httpd  </w:t>
-      </w:r>
-      <w:r>
-        <w:br/>
-      </w:r>
-      <w:r>
-        <w:rPr>
-          <w:rStyle w:val="VerbatimChar"/>
-        </w:rPr>
-        <w:t xml:space="preserve">sudo systemctl start httpd</w:t>
-      </w:r>
-    </w:p>
-    <w:p>
-      <w:pPr>
-        <w:pStyle w:val="FirstParagraph"/>
-      </w:pPr>
-      <w:r>
-        <w:t xml:space="preserve">Consto lo que me permite es tener Apache instalado y ejecutandose para despliegar manualmente el zip de Netflix</w:t>
-      </w:r>
-    </w:p>
-    <w:p>
-      <w:pPr>
-        <w:pStyle w:val="BodyText"/>
-      </w:pPr>
-      <w:r>
-        <w:t xml:space="preserve">Para eso corri los siguentes commandos</w:t>
-      </w:r>
-    </w:p>
-    <w:p>
-      <w:pPr>
-        <w:pStyle w:val="SourceCode"/>
-      </w:pPr>
-      <w:r>
-        <w:rPr>
-          <w:rStyle w:val="VerbatimChar"/>
-        </w:rPr>
-        <w:t xml:space="preserve">mkdir -p ~/sitio-netflix</w:t>
-      </w:r>
-      <w:r>
-        <w:br/>
-      </w:r>
-      <w:r>
-        <w:rPr>
-          <w:rStyle w:val="VerbatimChar"/>
-        </w:rPr>
-        <w:t xml:space="preserve">cd ~/sitio-netflix</w:t>
-      </w:r>
-      <w:r>
-        <w:br/>
-      </w:r>
-      <w:r>
-        <w:rPr>
-          <w:rStyle w:val="VerbatimChar"/>
-        </w:rPr>
-        <w:t xml:space="preserve">wget https://s3.eu-west-1.amazonaws.com/www.profesantos.cloud/Netflix.zip</w:t>
-      </w:r>
-      <w:r>
-        <w:br/>
-      </w:r>
-      <w:r>
-        <w:rPr>
-          <w:rStyle w:val="VerbatimChar"/>
-        </w:rPr>
-        <w:t xml:space="preserve">unzip Netflix.zip</w:t>
-      </w:r>
-    </w:p>
-    <w:p>
-      <w:pPr>
-        <w:pStyle w:val="FirstParagraph"/>
-      </w:pPr>
-      <w:r>
-        <w:t xml:space="preserve">Verificamos que este funcioando el apache</w:t>
-      </w:r>
-    </w:p>
-    <w:p>
-      <w:pPr>
-        <w:pStyle w:val="SourceCode"/>
-      </w:pPr>
-      <w:r>
-        <w:rPr>
-          <w:rStyle w:val="VerbatimChar"/>
-        </w:rPr>
-        <w:t xml:space="preserve">sudo systemctl status httpd</w:t>
-      </w:r>
-    </w:p>
-    <w:p>
-      <w:pPr>
-        <w:pStyle w:val="FirstParagraph"/>
-      </w:pPr>
-      <w:r>
-        <w:t xml:space="preserve">Despues los valid para ver que estaban bien descompremidos con ls y al validar que si lo copie todos los archivos a</w:t>
-      </w:r>
-      <w:r>
-        <w:t xml:space="preserve"> </w:t>
-      </w:r>
-      <w:r>
-        <w:rPr>
-          <w:rStyle w:val="VerbatimChar"/>
-        </w:rPr>
-        <w:t xml:space="preserve">var/www/html</w:t>
-      </w:r>
-    </w:p>
-    <w:p>
-      <w:pPr>
-        <w:pStyle w:val="SourceCode"/>
-      </w:pPr>
-      <w:r>
-        <w:rPr>
-          <w:rStyle w:val="VerbatimChar"/>
-        </w:rPr>
-        <w:t xml:space="preserve">sudo cp -r ./* /var/www/html/</w:t>
-      </w:r>
-    </w:p>
-    <w:p>
-      <w:pPr>
-        <w:pStyle w:val="FirstParagraph"/>
-      </w:pPr>
-      <w:r>
-        <w:t xml:space="preserve">Y probamos el sitio regresando a la consola de nuestra instancia.</w:t>
-      </w:r>
-    </w:p>
-    <w:p>
-      <w:pPr>
-        <w:pStyle w:val="BodyText"/>
-      </w:pPr>
-      <w:r>
-        <w:t xml:space="preserve">Copiamos el public IPv4 address de la instancia y nos dio respuesta en mi navegador</w:t>
-      </w:r>
-    </w:p>
-    <w:p>
-      <w:pPr>
-        <w:pStyle w:val="SourceCode"/>
-      </w:pPr>
-      <w:r>
-        <w:rPr>
-          <w:rStyle w:val="VerbatimChar"/>
-        </w:rPr>
-        <w:t xml:space="preserve">http://98.86.108.89/</w:t>
+        <w:t xml:space="preserve">Después de lanzar la instancia, AWS tardó alrededor de 10 a 15 minutos en dejarla completamente lista. Este tiempo de espera fue parte del proceso de inicialización de Windows Server.</w:t>
+      </w:r>
+    </w:p>
+    <w:p>
+      <w:pPr>
+        <w:pStyle w:val="BodyText"/>
+      </w:pPr>
+      <w:r>
+        <w:t xml:space="preserve">Para conectarme, utilicé la opción de conexión por RDP desde la consola de EC2. Amazon Web Services (s. f.-c) indica que para conectarse a una instancia Windows mediante RDP se debe recuperar la contraseña inicial del administrador y permitir tráfico RDP entrante desde la IP autorizada. En mi caso, primero generé la contraseña de administrador usando el archivo</w:t>
+      </w:r>
+      <w:r>
+        <w:t xml:space="preserve"> </w:t>
+      </w:r>
+      <w:r>
+        <w:rPr>
+          <w:rStyle w:val="VerbatimChar"/>
+        </w:rPr>
+        <w:t xml:space="preserve">ec2-windows-act1.pem</w:t>
+      </w:r>
+      <w:r>
+        <w:t xml:space="preserve">. Después descargué el archivo</w:t>
+      </w:r>
+      <w:r>
+        <w:t xml:space="preserve"> </w:t>
+      </w:r>
+      <w:r>
+        <w:rPr>
+          <w:rStyle w:val="VerbatimChar"/>
+        </w:rPr>
+        <w:t xml:space="preserve">.rdp</w:t>
+      </w:r>
+      <w:r>
+        <w:t xml:space="preserve">, lo abrí con la aplicación de Escritorio remoto e ingresé con el usuario administrador y la contraseña generada por AWS.</w:t>
+      </w:r>
+    </w:p>
+    <w:p>
+      <w:pPr>
+        <w:pStyle w:val="BodyText"/>
+      </w:pPr>
+      <w:r>
+        <w:rPr>
+          <w:b/>
+          <w:bCs/>
+        </w:rPr>
+        <w:t xml:space="preserve">Figura 8</w:t>
+      </w:r>
+      <w:r>
+        <w:br/>
+      </w:r>
+      <w:r>
+        <w:rPr>
+          <w:i/>
+          <w:iCs/>
+        </w:rPr>
+        <w:t xml:space="preserve">Conexión por RDP a la instancia Windows Server.</w:t>
+      </w:r>
+    </w:p>
+    <w:p>
+      <w:pPr>
+        <w:pStyle w:val="BodyText"/>
+      </w:pPr>
+      <w:r>
+        <w:t xml:space="preserve">Pasted image 20260606105019.png</w:t>
+      </w:r>
+    </w:p>
+    <w:p>
+      <w:pPr>
+        <w:pStyle w:val="BodyText"/>
+      </w:pPr>
+      <w:r>
+        <w:t xml:space="preserve">Pasted image 20260606105229.png</w:t>
+      </w:r>
+    </w:p>
+    <w:p>
+      <w:pPr>
+        <w:pStyle w:val="BodyText"/>
+      </w:pPr>
+      <w:r>
+        <w:t xml:space="preserve">Pasted image 20260606105510.png</w:t>
+      </w:r>
+    </w:p>
+    <w:p>
+      <w:pPr>
+        <w:pStyle w:val="BodyText"/>
+      </w:pPr>
+      <w:r>
+        <w:t xml:space="preserve">Pasted image 20260606105542.png</w:t>
+      </w:r>
+    </w:p>
+    <w:p>
+      <w:pPr>
+        <w:pStyle w:val="BodyText"/>
+      </w:pPr>
+      <w:r>
+        <w:t xml:space="preserve">Una vez dentro del servidor, instalé IIS, que es el servidor web de Windows. Microsoft Learn documenta la instalación del rol</w:t>
+      </w:r>
+      <w:r>
+        <w:t xml:space="preserve"> </w:t>
+      </w:r>
+      <w:r>
+        <w:rPr>
+          <w:b/>
+          <w:bCs/>
+        </w:rPr>
+        <w:t xml:space="preserve">Web Server (IIS)</w:t>
+      </w:r>
+      <w:r>
+        <w:t xml:space="preserve"> </w:t>
+      </w:r>
+      <w:r>
+        <w:t xml:space="preserve">desde</w:t>
+      </w:r>
+      <w:r>
+        <w:t xml:space="preserve"> </w:t>
+      </w:r>
+      <w:r>
+        <w:rPr>
+          <w:b/>
+          <w:bCs/>
+        </w:rPr>
+        <w:t xml:space="preserve">Server Manager</w:t>
+      </w:r>
+      <w:r>
+        <w:t xml:space="preserve"> </w:t>
+      </w:r>
+      <w:r>
+        <w:t xml:space="preserve">mediante el asistente de roles del servidor (Oliver, 2020). Lo hice desde la interfaz gráfica siguiendo este flujo:</w:t>
+      </w:r>
+    </w:p>
+    <w:p>
+      <w:pPr>
+        <w:pStyle w:val="BodyText"/>
+      </w:pPr>
+      <w:r>
+        <w:t xml:space="preserve">Pasted image 20260606105624.png</w:t>
       </w:r>
     </w:p>
     <w:p>
@@ -845,7 +1458,20 @@
         </w:numPr>
       </w:pPr>
       <w:r>
-        <w:t xml:space="preserve">cómo creaste la instancia,</w:t>
+        <w:t xml:space="preserve">Abrir</w:t>
+      </w:r>
+      <w:r>
+        <w:t xml:space="preserve"> </w:t>
+      </w:r>
+      <w:r>
+        <w:rPr>
+          <w:b/>
+          <w:bCs/>
+        </w:rPr>
+        <w:t xml:space="preserve">Server Manager</w:t>
+      </w:r>
+      <w:r>
+        <w:t xml:space="preserve">.</w:t>
       </w:r>
     </w:p>
     <w:p>
@@ -857,7 +1483,20 @@
         </w:numPr>
       </w:pPr>
       <w:r>
-        <w:t xml:space="preserve">qué sistema operativo elegiste,</w:t>
+        <w:t xml:space="preserve">Seleccionar</w:t>
+      </w:r>
+      <w:r>
+        <w:t xml:space="preserve"> </w:t>
+      </w:r>
+      <w:r>
+        <w:rPr>
+          <w:b/>
+          <w:bCs/>
+        </w:rPr>
+        <w:t xml:space="preserve">Add roles and features</w:t>
+      </w:r>
+      <w:r>
+        <w:t xml:space="preserve">.</w:t>
       </w:r>
     </w:p>
     <w:p>
@@ -869,7 +1508,20 @@
         </w:numPr>
       </w:pPr>
       <w:r>
-        <w:t xml:space="preserve">qué puertos abriste,</w:t>
+        <w:t xml:space="preserve">Elegir</w:t>
+      </w:r>
+      <w:r>
+        <w:t xml:space="preserve"> </w:t>
+      </w:r>
+      <w:r>
+        <w:rPr>
+          <w:b/>
+          <w:bCs/>
+        </w:rPr>
+        <w:t xml:space="preserve">Role-based or feature-based installation</w:t>
+      </w:r>
+      <w:r>
+        <w:t xml:space="preserve">.</w:t>
       </w:r>
     </w:p>
     <w:p>
@@ -881,7 +1533,7 @@
         </w:numPr>
       </w:pPr>
       <w:r>
-        <w:t xml:space="preserve">cómo te conectaste,</w:t>
+        <w:t xml:space="preserve">Seleccionar el servidor actual.</w:t>
       </w:r>
     </w:p>
     <w:p>
@@ -893,7 +1545,20 @@
         </w:numPr>
       </w:pPr>
       <w:r>
-        <w:t xml:space="preserve">cómo instalaste Apache o Nginx,</w:t>
+        <w:t xml:space="preserve">Marcar</w:t>
+      </w:r>
+      <w:r>
+        <w:t xml:space="preserve"> </w:t>
+      </w:r>
+      <w:r>
+        <w:rPr>
+          <w:b/>
+          <w:bCs/>
+        </w:rPr>
+        <w:t xml:space="preserve">Web Server (IIS)</w:t>
+      </w:r>
+      <w:r>
+        <w:t xml:space="preserve">.</w:t>
       </w:r>
     </w:p>
     <w:p>
@@ -905,7 +1570,48 @@
         </w:numPr>
       </w:pPr>
       <w:r>
-        <w:t xml:space="preserve">cómo publicaste la web.</w:t>
+        <w:t xml:space="preserve">Agregar las características solicitadas.</w:t>
+      </w:r>
+    </w:p>
+    <w:p>
+      <w:pPr>
+        <w:pStyle w:val="Compact"/>
+        <w:numPr>
+          <w:ilvl w:val="0"/>
+          <w:numId w:val="1005"/>
+        </w:numPr>
+      </w:pPr>
+      <w:r>
+        <w:t xml:space="preserve">Avanzar con</w:t>
+      </w:r>
+      <w:r>
+        <w:t xml:space="preserve"> </w:t>
+      </w:r>
+      <w:r>
+        <w:rPr>
+          <w:b/>
+          <w:bCs/>
+        </w:rPr>
+        <w:t xml:space="preserve">Next</w:t>
+      </w:r>
+      <w:r>
+        <w:t xml:space="preserve"> </w:t>
+      </w:r>
+      <w:r>
+        <w:t xml:space="preserve">hasta llegar a</w:t>
+      </w:r>
+      <w:r>
+        <w:t xml:space="preserve"> </w:t>
+      </w:r>
+      <w:r>
+        <w:rPr>
+          <w:b/>
+          <w:bCs/>
+        </w:rPr>
+        <w:t xml:space="preserve">Install</w:t>
+      </w:r>
+      <w:r>
+        <w:t xml:space="preserve">.</w:t>
       </w:r>
     </w:p>
     <w:p>
@@ -913,25 +1619,176 @@
         <w:pStyle w:val="FirstParagraph"/>
       </w:pPr>
       <w:r>
-        <w:t xml:space="preserve">Con esto lo que me queda claro es que existe una gran diferencia entre ip public y la ip prvidada que te otroga aws, y es que la ip publica con los permismos de seguridad correctamente implementados de va permetir ingresar desde donde sea pero la ip privada no. La ip previdada solo dentrro de la red de aws y eso genero un poco de fricion al iniciar con este objetivo.</w:t>
-      </w:r>
-    </w:p>
-    <w:p>
-      <w:pPr>
-        <w:pStyle w:val="BodyText"/>
-      </w:pPr>
-      <w:r>
-        <w:t xml:space="preserve">Y r ealmente mucho tiene que ver con la configuracion que hicimos con el grupo de seguridad. Dado que fu nciona como un firewal virtual de la instancia, esta se encarga de proteger si los puertos no estan autorizados para recibir el trafcio. Por eso para conectarnos remotamente via ssh abrimos el puerto 22 y para tener acceso a ver la pagina via http o https abrimos el peurto 80/443 que por lo general suelen set Standardization. Los misos configuraciones de acceso me funcionaron en su mayoria para el siguente objetivo.</w:t>
-      </w:r>
-    </w:p>
-    <w:bookmarkEnd w:id="24"/>
-    <w:bookmarkStart w:id="26" w:name="implementación-de-la-web-en-windows"/>
+        <w:rPr>
+          <w:b/>
+          <w:bCs/>
+        </w:rPr>
+        <w:t xml:space="preserve">Figura 9</w:t>
+      </w:r>
+      <w:r>
+        <w:br/>
+      </w:r>
+      <w:r>
+        <w:rPr>
+          <w:i/>
+          <w:iCs/>
+        </w:rPr>
+        <w:t xml:space="preserve">Instalación del rol Web Server (IIS) en Windows Server.</w:t>
+      </w:r>
+      <w:r>
+        <w:br/>
+      </w:r>
+      <w:r>
+        <w:t xml:space="preserve">Pasted image 20260606113135.png</w:t>
+      </w:r>
+      <w:r>
+        <w:br/>
+      </w:r>
+      <w:r>
+        <w:t xml:space="preserve">También es possible instalar IIS desde PowerShell ejecutado como administrador:</w:t>
+      </w:r>
+    </w:p>
+    <w:p>
+      <w:pPr>
+        <w:pStyle w:val="SourceCode"/>
+      </w:pPr>
+      <w:r>
+        <w:rPr>
+          <w:rStyle w:val="VerbatimChar"/>
+        </w:rPr>
+        <w:t xml:space="preserve">Install-WindowsFeature -Name Web-Server -IncludeManagementTools</w:t>
+      </w:r>
+    </w:p>
+    <w:p>
+      <w:pPr>
+        <w:pStyle w:val="FirstParagraph"/>
+      </w:pPr>
+      <w:r>
+        <w:t xml:space="preserve">Después descargué el juego de Breakout desde PowerShell y lo descomprimí en la carpeta de descargas del usuario:</w:t>
+      </w:r>
+    </w:p>
+    <w:p>
+      <w:pPr>
+        <w:pStyle w:val="SourceCode"/>
+      </w:pPr>
+      <w:r>
+        <w:rPr>
+          <w:rStyle w:val="VerbatimChar"/>
+        </w:rPr>
+        <w:t xml:space="preserve">Invoke-WebRequest -Uri "https://sanvalero-static-webs.s3.eu-west-1.amazonaws.com/breakout.zip" -OutFile "$env:USERPROFILE\Downloads\breakout.zip"</w:t>
+      </w:r>
+      <w:r>
+        <w:br/>
+      </w:r>
+      <w:r>
+        <w:rPr>
+          <w:rStyle w:val="VerbatimChar"/>
+        </w:rPr>
+        <w:t xml:space="preserve">Expand-Archive -LiteralPath "$env:USERPROFILE\Downloads\breakout.zip" -DestinationPath "$env:USERPROFILE\Downloads\breakout" -Force</w:t>
+      </w:r>
+    </w:p>
+    <w:p>
+      <w:pPr>
+        <w:pStyle w:val="FirstParagraph"/>
+      </w:pPr>
+      <w:r>
+        <w:t xml:space="preserve">Para que IIS pudiera servir el juego, copié los archivos al directorio público</w:t>
+      </w:r>
+      <w:r>
+        <w:t xml:space="preserve"> </w:t>
+      </w:r>
+      <w:r>
+        <w:rPr>
+          <w:rStyle w:val="VerbatimChar"/>
+        </w:rPr>
+        <w:t xml:space="preserve">wwwroot</w:t>
+      </w:r>
+      <w:r>
+        <w:t xml:space="preserve">:</w:t>
+      </w:r>
+    </w:p>
+    <w:p>
+      <w:pPr>
+        <w:pStyle w:val="SourceCode"/>
+      </w:pPr>
+      <w:r>
+        <w:rPr>
+          <w:rStyle w:val="VerbatimChar"/>
+        </w:rPr>
+        <w:t xml:space="preserve">Copy-Item -Path "$env:USERPROFILE\Downloads\breakout\*" -Destination "C:\inetpub\wwwroot" -Recurse -Force</w:t>
+      </w:r>
+    </w:p>
+    <w:p>
+      <w:pPr>
+        <w:pStyle w:val="FirstParagraph"/>
+      </w:pPr>
+      <w:r>
+        <w:t xml:space="preserve">Después regresé a la consola de EC2, copié la IP pública de la instancia y validé el acceso desde el navegador:</w:t>
+      </w:r>
+    </w:p>
+    <w:p>
+      <w:pPr>
+        <w:pStyle w:val="SourceCode"/>
+      </w:pPr>
+      <w:r>
+        <w:rPr>
+          <w:rStyle w:val="VerbatimChar"/>
+        </w:rPr>
+        <w:t xml:space="preserve">http://54.162.96.197/</w:t>
+      </w:r>
+    </w:p>
+    <w:p>
+      <w:pPr>
+        <w:pStyle w:val="FirstParagraph"/>
+      </w:pPr>
+      <w:r>
+        <w:rPr>
+          <w:b/>
+          <w:bCs/>
+        </w:rPr>
+        <w:t xml:space="preserve">Figura 10</w:t>
+      </w:r>
+      <w:r>
+        <w:br/>
+      </w:r>
+      <w:r>
+        <w:rPr>
+          <w:i/>
+          <w:iCs/>
+        </w:rPr>
+        <w:t xml:space="preserve">Juego Breakout publicado desde IIS en la instancia Windows Server.</w:t>
+      </w:r>
+      <w:r>
+        <w:br/>
+      </w:r>
+      <w:r>
+        <w:t xml:space="preserve">Pasted image 20260606114440.png</w:t>
+      </w:r>
+    </w:p>
+    <w:p>
+      <w:pPr>
+        <w:pStyle w:val="BodyText"/>
+      </w:pPr>
+      <w:r>
+        <w:t xml:space="preserve">En esta parte el proceso fue más manual por el uso de la interfaz gráfica de Windows Server. Aunque PowerShell permite automatizar varias tareas, decidí usar la interfaz para revisar el flujo de instalación del rol de IIS y entender mejor dónde se configura cada elemento. La experiencia fue más visual, pero también tuvo más pasos que la instalación de Apache en Linux.</w:t>
+      </w:r>
+    </w:p>
+    <w:p>
+      <w:pPr>
+        <w:pStyle w:val="BodyText"/>
+      </w:pPr>
+      <w:r>
+        <w:t xml:space="preserve">Este objetivo aumentó un poco la complejidad por el uso de RDP, la generación de contraseña y la instalación de IIS. Aun así, la lógica general fue parecida a la instancia Linux: crear el servidor, abrir los puertos necesarios, instalar el servicio web, copiar los archivos al directorio público y validar el acceso desde el navegador.</w:t>
+      </w:r>
+    </w:p>
+    <w:bookmarkEnd w:id="25"/>
+    <w:bookmarkStart w:id="26" w:name="implementación-de-mysql-en-amazon-rds"/>
     <w:p>
       <w:pPr>
         <w:pStyle w:val="Heading2"/>
       </w:pPr>
       <w:r>
-        <w:t xml:space="preserve">4.3 Implementación De la Web En Windows</w:t>
+        <w:t xml:space="preserve">Implementación De MySQL En Amazon RDS</w:t>
       </w:r>
     </w:p>
     <w:p>
@@ -939,7 +1796,244 @@
         <w:pStyle w:val="FirstParagraph"/>
       </w:pPr>
       <w:r>
-        <w:t xml:space="preserve">Debes explicar:</w:t>
+        <w:t xml:space="preserve">El tercer objetivo fue crear una base de datos MySQL en Amazon RDS y conectarme a ella desde una herramienta externa. En mi caso utilicé MySQL Workbench para realizar la conexión y ejecutar pruebas.</w:t>
+      </w:r>
+    </w:p>
+    <w:p>
+      <w:pPr>
+        <w:pStyle w:val="BodyText"/>
+      </w:pPr>
+      <w:r>
+        <w:t xml:space="preserve">Para iniciar, entré al servicio</w:t>
+      </w:r>
+      <w:r>
+        <w:t xml:space="preserve"> </w:t>
+      </w:r>
+      <w:r>
+        <w:rPr>
+          <w:b/>
+          <w:bCs/>
+        </w:rPr>
+        <w:t xml:space="preserve">Aurora and RDS</w:t>
+      </w:r>
+      <w:r>
+        <w:t xml:space="preserve"> </w:t>
+      </w:r>
+      <w:r>
+        <w:t xml:space="preserve">desde la consola de AWS y seleccioné la opción para crear una base de datos. El procedimiento de Amazon RDS para MySQL contempla la creación de la instancia, la revisión del endpoint y el uso del puerto de conexión correspondiente (Amazon Web Services, s. f.-e). AWS permite trabajar con distintos motores de bases de datos, pero para esta actividad seleccioné</w:t>
+      </w:r>
+      <w:r>
+        <w:t xml:space="preserve"> </w:t>
+      </w:r>
+      <w:r>
+        <w:rPr>
+          <w:b/>
+          <w:bCs/>
+        </w:rPr>
+        <w:t xml:space="preserve">MySQL</w:t>
+      </w:r>
+      <w:r>
+        <w:t xml:space="preserve">.</w:t>
+      </w:r>
+    </w:p>
+    <w:p>
+      <w:pPr>
+        <w:pStyle w:val="BodyText"/>
+      </w:pPr>
+      <w:r>
+        <w:rPr>
+          <w:b/>
+          <w:bCs/>
+        </w:rPr>
+        <w:t xml:space="preserve">Figura 11</w:t>
+      </w:r>
+      <w:r>
+        <w:br/>
+      </w:r>
+      <w:r>
+        <w:rPr>
+          <w:i/>
+          <w:iCs/>
+        </w:rPr>
+        <w:t xml:space="preserve">Selección del motor MySQL para la base de datos en Amazon RDS.</w:t>
+      </w:r>
+    </w:p>
+    <w:p>
+      <w:pPr>
+        <w:pStyle w:val="BodyText"/>
+      </w:pPr>
+      <w:r>
+        <w:t xml:space="preserve">Pasted image 20260606115157.png</w:t>
+      </w:r>
+    </w:p>
+    <w:p>
+      <w:pPr>
+        <w:pStyle w:val="BodyText"/>
+      </w:pPr>
+      <w:r>
+        <w:t xml:space="preserve">En la configuración utilicé la opción</w:t>
+      </w:r>
+      <w:r>
+        <w:t xml:space="preserve"> </w:t>
+      </w:r>
+      <w:r>
+        <w:rPr>
+          <w:b/>
+          <w:bCs/>
+        </w:rPr>
+        <w:t xml:space="preserve">Easy Create</w:t>
+      </w:r>
+      <w:r>
+        <w:t xml:space="preserve"> </w:t>
+      </w:r>
+      <w:r>
+        <w:t xml:space="preserve">para avanzar de forma más directa. Nombré la instancia</w:t>
+      </w:r>
+      <w:r>
+        <w:t xml:space="preserve"> </w:t>
+      </w:r>
+      <w:r>
+        <w:rPr>
+          <w:rStyle w:val="VerbatimChar"/>
+        </w:rPr>
+        <w:t xml:space="preserve">RDS-mysql-act1</w:t>
+      </w:r>
+      <w:r>
+        <w:t xml:space="preserve">, definí el usuario administrador como</w:t>
+      </w:r>
+      <w:r>
+        <w:t xml:space="preserve"> </w:t>
+      </w:r>
+      <w:r>
+        <w:rPr>
+          <w:rStyle w:val="VerbatimChar"/>
+        </w:rPr>
+        <w:t xml:space="preserve">admin</w:t>
+      </w:r>
+      <w:r>
+        <w:t xml:space="preserve"> </w:t>
+      </w:r>
+      <w:r>
+        <w:t xml:space="preserve">y generé una contraseña segura. También configuré la base de datos con una instancia pequeña y almacenamiento de 20 GB, suficiente para las pruebas de la actividad.</w:t>
+      </w:r>
+    </w:p>
+    <w:p>
+      <w:pPr>
+        <w:pStyle w:val="BodyText"/>
+      </w:pPr>
+      <w:r>
+        <w:t xml:space="preserve">Pasted image 20260606115313.png</w:t>
+      </w:r>
+    </w:p>
+    <w:p>
+      <w:pPr>
+        <w:pStyle w:val="BodyText"/>
+      </w:pPr>
+      <w:r>
+        <w:t xml:space="preserve">Al inicio no tenía visible la opción para crear la base de datos como pública. Después de revisar la configuración disponible, decidí crear el entorno y modificar después la conectividad. Una vez creada la instancia de RDS, entré a la opción</w:t>
+      </w:r>
+      <w:r>
+        <w:t xml:space="preserve"> </w:t>
+      </w:r>
+      <w:r>
+        <w:rPr>
+          <w:b/>
+          <w:bCs/>
+        </w:rPr>
+        <w:t xml:space="preserve">Modify</w:t>
+      </w:r>
+      <w:r>
+        <w:t xml:space="preserve">, busqué el apartado de conectividad y activé la opción</w:t>
+      </w:r>
+      <w:r>
+        <w:t xml:space="preserve"> </w:t>
+      </w:r>
+      <w:r>
+        <w:rPr>
+          <w:b/>
+          <w:bCs/>
+        </w:rPr>
+        <w:t xml:space="preserve">Publicly accessible</w:t>
+      </w:r>
+      <w:r>
+        <w:t xml:space="preserve">.</w:t>
+      </w:r>
+    </w:p>
+    <w:p>
+      <w:pPr>
+        <w:pStyle w:val="BodyText"/>
+      </w:pPr>
+      <w:r>
+        <w:rPr>
+          <w:b/>
+          <w:bCs/>
+        </w:rPr>
+        <w:t xml:space="preserve">Figura 12</w:t>
+      </w:r>
+      <w:r>
+        <w:br/>
+      </w:r>
+      <w:r>
+        <w:rPr>
+          <w:i/>
+          <w:iCs/>
+        </w:rPr>
+        <w:t xml:space="preserve">Configuración de acceso público en la instancia RDS.</w:t>
+      </w:r>
+      <w:r>
+        <w:br/>
+      </w:r>
+      <w:r>
+        <w:t xml:space="preserve">Pasted image 20260606121806.png</w:t>
+      </w:r>
+    </w:p>
+    <w:p>
+      <w:pPr>
+        <w:pStyle w:val="BodyText"/>
+      </w:pPr>
+      <w:r>
+        <w:t xml:space="preserve">Después revisé el grupo de seguridad asociado a la base de datos. En RDS, los grupos de seguridad controlan que direcciones IP y puertos pueden conectarse a una instancia de base de datos (Amazon Web Services, s. f.-d). Agregué una regla de entrada de tipo</w:t>
+      </w:r>
+      <w:r>
+        <w:t xml:space="preserve"> </w:t>
+      </w:r>
+      <w:r>
+        <w:rPr>
+          <w:b/>
+          <w:bCs/>
+        </w:rPr>
+        <w:t xml:space="preserve">MySQL/Aurora</w:t>
+      </w:r>
+      <w:r>
+        <w:t xml:space="preserve">, que utilize el puerto</w:t>
+      </w:r>
+      <w:r>
+        <w:t xml:space="preserve"> </w:t>
+      </w:r>
+      <w:r>
+        <w:rPr>
+          <w:rStyle w:val="VerbatimChar"/>
+        </w:rPr>
+        <w:t xml:space="preserve">3306</w:t>
+      </w:r>
+      <w:r>
+        <w:t xml:space="preserve">, y limité el origen a mi IP. Esta configuración permite conectarme desde mi equipo local sin exponer el puerto a cualquier dirección.</w:t>
+      </w:r>
+    </w:p>
+    <w:p>
+      <w:pPr>
+        <w:pStyle w:val="BodyText"/>
+      </w:pPr>
+      <w:r>
+        <w:t xml:space="preserve">Pasted image 20260606122027.png</w:t>
+      </w:r>
+    </w:p>
+    <w:p>
+      <w:pPr>
+        <w:pStyle w:val="BodyText"/>
+      </w:pPr>
+      <w:r>
+        <w:t xml:space="preserve">La configuración de conexión usada en MySQL Workbench fue la siguiente. Este tipo de conexión corresponde al método estándar TCP/IP, donde se define el host, el puerto y las credenciales de acceso al servidor MySQL (Oracle, s. f.):</w:t>
       </w:r>
     </w:p>
     <w:p>
@@ -951,7 +2045,17 @@
         </w:numPr>
       </w:pPr>
       <w:r>
-        <w:t xml:space="preserve">cómo creaste la instancia,</w:t>
+        <w:rPr>
+          <w:b/>
+          <w:bCs/>
+        </w:rPr>
+        <w:t xml:space="preserve">Hostname:</w:t>
+      </w:r>
+      <w:r>
+        <w:t xml:space="preserve"> </w:t>
+      </w:r>
+      <w:r>
+        <w:t xml:space="preserve">endpoint de la instancia RDS.</w:t>
       </w:r>
     </w:p>
     <w:p>
@@ -963,7 +2067,23 @@
         </w:numPr>
       </w:pPr>
       <w:r>
-        <w:t xml:space="preserve">cómo obtuviste la contraseña,</w:t>
+        <w:rPr>
+          <w:b/>
+          <w:bCs/>
+        </w:rPr>
+        <w:t xml:space="preserve">Port:</w:t>
+      </w:r>
+      <w:r>
+        <w:t xml:space="preserve"> </w:t>
+      </w:r>
+      <w:r>
+        <w:rPr>
+          <w:rStyle w:val="VerbatimChar"/>
+        </w:rPr>
+        <w:t xml:space="preserve">3306</w:t>
+      </w:r>
+      <w:r>
+        <w:t xml:space="preserve">.</w:t>
       </w:r>
     </w:p>
     <w:p>
@@ -975,7 +2095,17 @@
         </w:numPr>
       </w:pPr>
       <w:r>
-        <w:t xml:space="preserve">cómo te conectaste por RDP,</w:t>
+        <w:rPr>
+          <w:b/>
+          <w:bCs/>
+        </w:rPr>
+        <w:t xml:space="preserve">Username:</w:t>
+      </w:r>
+      <w:r>
+        <w:t xml:space="preserve"> </w:t>
+      </w:r>
+      <w:r>
+        <w:t xml:space="preserve">usuario administrador de la base de datos.</w:t>
       </w:r>
     </w:p>
     <w:p>
@@ -987,37 +2117,17 @@
         </w:numPr>
       </w:pPr>
       <w:r>
-        <w:t xml:space="preserve">cómo instalaste IIS,</w:t>
-      </w:r>
-    </w:p>
-    <w:p>
-      <w:pPr>
-        <w:pStyle w:val="Compact"/>
-        <w:numPr>
-          <w:ilvl w:val="0"/>
-          <w:numId w:val="1006"/>
-        </w:numPr>
-      </w:pPr>
-      <w:r>
-        <w:t xml:space="preserve">cómo copiaste la web a</w:t>
-      </w:r>
-      <w:r>
-        <w:t xml:space="preserve"> </w:t>
-      </w:r>
-      <w:r>
-        <w:rPr>
-          <w:rStyle w:val="VerbatimChar"/>
-        </w:rPr>
-        <w:t xml:space="preserve">wwwroot</w:t>
-      </w:r>
-      <w:r>
-        <w:t xml:space="preserve">.</w:t>
-      </w:r>
-      <w:r>
-        <w:br/>
-      </w:r>
-      <w:r>
-        <w:t xml:space="preserve">El Objetivo de implementacion en una instancia web cambia bastante. Para despliegar un juego de ladrios nuevamente iniciamos el processo de launch instance. Esta instancia la nombraos ec 2-windows-act 1 y escogimos la imagen de windows server y para evitar costos tambien nos fuimos por una instancia pequeno.</w:t>
+        <w:rPr>
+          <w:b/>
+          <w:bCs/>
+        </w:rPr>
+        <w:t xml:space="preserve">Password:</w:t>
+      </w:r>
+      <w:r>
+        <w:t xml:space="preserve"> </w:t>
+      </w:r>
+      <w:r>
+        <w:t xml:space="preserve">contraseña configurada para RDS.</w:t>
       </w:r>
     </w:p>
     <w:p>
@@ -1025,225 +2135,48 @@
         <w:pStyle w:val="FirstParagraph"/>
       </w:pPr>
       <w:r>
-        <w:t xml:space="preserve">Aqui a diferencia de la instancia de linux no entramos directamente desde los grupos de seguridad sino en la misma ventana de cconfigucacion activamos los 3 checkboxes que de manera effectiva logra lo mismo. Vamos abrir el trafico de puerto 443 via https y http via el puerto 80 con origin de cualquier lugar y la diferencia grande aqui es que vamos acccepar el RDP que remote desktop via mi ip unicamente para especificar y limitar el acceso.</w:t>
-      </w:r>
-    </w:p>
-    <w:p>
-      <w:pPr>
-        <w:pStyle w:val="BodyText"/>
-      </w:pPr>
-      <w:r>
-        <w:t xml:space="preserve">Al lanzar tardamos mas para ingresar pero despues deunis 10 - 15 minutos ya quedo status acctivo nuestra instancia.</w:t>
-      </w:r>
-    </w:p>
-    <w:p>
-      <w:pPr>
-        <w:pStyle w:val="BodyText"/>
-      </w:pPr>
-      <w:r>
-        <w:t xml:space="preserve">Para conectarnos al set un windows server podemo sentrar por session o RDP o una consola, yo opte por RDP. De aqui genere mi contrana desde mi</w:t>
-      </w:r>
-      <w:r>
-        <w:t xml:space="preserve"> </w:t>
-      </w:r>
-      <w:r>
-        <w:rPr>
-          <w:rStyle w:val="VerbatimChar"/>
-        </w:rPr>
-        <w:t xml:space="preserve">ec2-windows-act1.pem</w:t>
-      </w:r>
-      <w:r>
-        <w:t xml:space="preserve"> </w:t>
-      </w:r>
-      <w:r>
-        <w:t xml:space="preserve">file que nos da la clave para ingresar. Desde la pagina de acceso podemos descargar un archjivo .rdp que nos va abrir el remote desktop app.</w:t>
-      </w:r>
-    </w:p>
-    <w:p>
-      <w:pPr>
-        <w:pStyle w:val="BodyText"/>
-      </w:pPr>
-      <w:r>
-        <w:t xml:space="preserve">Al iniciar la session con nuestro usario que definimos mondamos la contrana que nos brindo aws. Y con eso estamos en una maquina virtual de window sservers.</w:t>
-      </w:r>
-    </w:p>
-    <w:p>
-      <w:pPr>
-        <w:pStyle w:val="BodyText"/>
-      </w:pPr>
-      <w:r>
-        <w:t xml:space="preserve">Al istar dentro tenemos dos formars de instalr el IIS que es el windows web server, lo podemos hacer desde el server manager. Para eso segui estas instructones</w:t>
-      </w:r>
-    </w:p>
-    <w:p>
-      <w:pPr>
-        <w:pStyle w:val="Compact"/>
-        <w:numPr>
-          <w:ilvl w:val="0"/>
-          <w:numId w:val="1007"/>
-        </w:numPr>
-      </w:pPr>
-      <w:r>
-        <w:t xml:space="preserve">Abre</w:t>
-      </w:r>
-      <w:r>
-        <w:t xml:space="preserve"> </w:t>
-      </w:r>
-      <w:r>
-        <w:rPr>
-          <w:rStyle w:val="VerbatimChar"/>
-        </w:rPr>
-        <w:t xml:space="preserve">Server Manager</w:t>
-      </w:r>
-      <w:r>
-        <w:t xml:space="preserve">.</w:t>
-      </w:r>
-    </w:p>
-    <w:p>
-      <w:pPr>
-        <w:pStyle w:val="Compact"/>
-        <w:numPr>
-          <w:ilvl w:val="0"/>
-          <w:numId w:val="1007"/>
-        </w:numPr>
-      </w:pPr>
-      <w:r>
-        <w:t xml:space="preserve">Haz clic en</w:t>
-      </w:r>
-      <w:r>
-        <w:t xml:space="preserve"> </w:t>
-      </w:r>
-      <w:r>
-        <w:rPr>
-          <w:rStyle w:val="VerbatimChar"/>
-        </w:rPr>
-        <w:t xml:space="preserve">Add roles and features</w:t>
-      </w:r>
-      <w:r>
-        <w:t xml:space="preserve">.</w:t>
-      </w:r>
-    </w:p>
-    <w:p>
-      <w:pPr>
-        <w:pStyle w:val="Compact"/>
-        <w:numPr>
-          <w:ilvl w:val="0"/>
-          <w:numId w:val="1007"/>
-        </w:numPr>
-      </w:pPr>
-      <w:r>
-        <w:t xml:space="preserve">Elige</w:t>
-      </w:r>
-      <w:r>
-        <w:t xml:space="preserve"> </w:t>
-      </w:r>
-      <w:r>
-        <w:rPr>
-          <w:rStyle w:val="VerbatimChar"/>
-        </w:rPr>
-        <w:t xml:space="preserve">Role-based or feature-based installation</w:t>
-      </w:r>
-      <w:r>
-        <w:t xml:space="preserve">.</w:t>
-      </w:r>
-    </w:p>
-    <w:p>
-      <w:pPr>
-        <w:pStyle w:val="Compact"/>
-        <w:numPr>
-          <w:ilvl w:val="0"/>
-          <w:numId w:val="1007"/>
-        </w:numPr>
-      </w:pPr>
-      <w:r>
-        <w:t xml:space="preserve">Selecciona el servidor actual.</w:t>
-      </w:r>
-    </w:p>
-    <w:p>
-      <w:pPr>
-        <w:pStyle w:val="Compact"/>
-        <w:numPr>
-          <w:ilvl w:val="0"/>
-          <w:numId w:val="1007"/>
-        </w:numPr>
-      </w:pPr>
-      <w:r>
-        <w:t xml:space="preserve">Marca</w:t>
-      </w:r>
-      <w:r>
-        <w:t xml:space="preserve"> </w:t>
-      </w:r>
-      <w:r>
-        <w:rPr>
-          <w:rStyle w:val="VerbatimChar"/>
-        </w:rPr>
-        <w:t xml:space="preserve">Web Server (IIS)</w:t>
-      </w:r>
-      <w:r>
-        <w:t xml:space="preserve">.</w:t>
-      </w:r>
-    </w:p>
-    <w:p>
-      <w:pPr>
-        <w:pStyle w:val="Compact"/>
-        <w:numPr>
-          <w:ilvl w:val="0"/>
-          <w:numId w:val="1007"/>
-        </w:numPr>
-      </w:pPr>
-      <w:r>
-        <w:t xml:space="preserve">Haz clic en</w:t>
-      </w:r>
-      <w:r>
-        <w:t xml:space="preserve"> </w:t>
-      </w:r>
-      <w:r>
-        <w:rPr>
-          <w:rStyle w:val="VerbatimChar"/>
-        </w:rPr>
-        <w:t xml:space="preserve">Add Features</w:t>
-      </w:r>
-      <w:r>
-        <w:t xml:space="preserve">.</w:t>
-      </w:r>
-    </w:p>
-    <w:p>
-      <w:pPr>
-        <w:pStyle w:val="Compact"/>
-        <w:numPr>
-          <w:ilvl w:val="0"/>
-          <w:numId w:val="1007"/>
-        </w:numPr>
-      </w:pPr>
-      <w:r>
-        <w:t xml:space="preserve">Continúa con</w:t>
-      </w:r>
-      <w:r>
-        <w:t xml:space="preserve"> </w:t>
-      </w:r>
-      <w:r>
-        <w:rPr>
-          <w:rStyle w:val="VerbatimChar"/>
-        </w:rPr>
-        <w:t xml:space="preserve">Next</w:t>
-      </w:r>
-      <w:r>
-        <w:t xml:space="preserve"> </w:t>
-      </w:r>
-      <w:r>
-        <w:t xml:space="preserve">hasta llegar a</w:t>
-      </w:r>
-      <w:r>
-        <w:t xml:space="preserve"> </w:t>
-      </w:r>
-      <w:r>
-        <w:rPr>
-          <w:rStyle w:val="VerbatimChar"/>
-        </w:rPr>
-        <w:t xml:space="preserve">Install</w:t>
-      </w:r>
-      <w:r>
-        <w:t xml:space="preserve">.</w:t>
+        <w:rPr>
+          <w:b/>
+          <w:bCs/>
+        </w:rPr>
+        <w:t xml:space="preserve">Figura 13</w:t>
+      </w:r>
+      <w:r>
+        <w:br/>
+      </w:r>
+      <w:r>
+        <w:rPr>
+          <w:i/>
+          <w:iCs/>
+        </w:rPr>
+        <w:t xml:space="preserve">Conexión exitosa desde MySQL Workbench hacia Amazon RDS.</w:t>
+      </w:r>
+    </w:p>
+    <w:p>
+      <w:pPr>
+        <w:pStyle w:val="BodyText"/>
+      </w:pPr>
+      <w:r>
+        <w:t xml:space="preserve">Pasted image 20260606122320.png</w:t>
+      </w:r>
+    </w:p>
+    <w:p>
+      <w:pPr>
+        <w:pStyle w:val="BodyText"/>
+      </w:pPr>
+      <w:r>
+        <w:t xml:space="preserve">Para validar la conexión ejecuté primero una consulta para listar las bases de datos:</w:t>
+      </w:r>
+    </w:p>
+    <w:p>
+      <w:pPr>
+        <w:pStyle w:val="SourceCode"/>
+      </w:pPr>
+      <w:r>
+        <w:rPr>
+          <w:rStyle w:val="VerbatimChar"/>
+        </w:rPr>
+        <w:t xml:space="preserve">SHOW DATABASES;</w:t>
       </w:r>
     </w:p>
     <w:p>
@@ -1251,7 +2184,7 @@
         <w:pStyle w:val="FirstParagraph"/>
       </w:pPr>
       <w:r>
-        <w:t xml:space="preserve">Tambien se pudo haber realizdo la instalaccion del windows server usadno el siguente commando de PowerShell</w:t>
+        <w:t xml:space="preserve">Después creé una base de datos nueva:</w:t>
       </w:r>
     </w:p>
     <w:p>
@@ -1262,7 +2195,7 @@
         <w:rPr>
           <w:rStyle w:val="VerbatimChar"/>
         </w:rPr>
-        <w:t xml:space="preserve">Install-WindowsFeature -Name Web-Server -IncludeManagementTools</w:t>
+        <w:t xml:space="preserve">CREATE DATABASE actividad1db;</w:t>
       </w:r>
     </w:p>
     <w:p>
@@ -1270,15 +2203,15 @@
         <w:pStyle w:val="FirstParagraph"/>
       </w:pPr>
       <w:r>
-        <w:t xml:space="preserve">Pero solo corriendo powhersell como admin</w:t>
-      </w:r>
-    </w:p>
-    <w:p>
-      <w:pPr>
-        <w:pStyle w:val="BodyText"/>
-      </w:pPr>
-      <w:r>
-        <w:t xml:space="preserve">Despues aprovechando powhersell abierto podemos importar el juego de breakout</w:t>
+        <w:t xml:space="preserve">Pasted image 20260606122526.png</w:t>
+      </w:r>
+    </w:p>
+    <w:p>
+      <w:pPr>
+        <w:pStyle w:val="BodyText"/>
+      </w:pPr>
+      <w:r>
+        <w:t xml:space="preserve">Luego creé una tabla de prueba e inserté un registro:</w:t>
       </w:r>
     </w:p>
     <w:p>
@@ -1289,16 +2222,70 @@
         <w:rPr>
           <w:rStyle w:val="VerbatimChar"/>
         </w:rPr>
-        <w:t xml:space="preserve">Invoke-WebRequest -Uri "https://sanvalero-static-webs.s3.eu-west-1.amazonaws.com/breakout.zip" -OutFile "$env:USERPROFILE\Downloads\breakout.zip"</w:t>
-      </w:r>
-      <w:r>
-        <w:br/>
-      </w:r>
-      <w:r>
-        <w:rPr>
-          <w:rStyle w:val="VerbatimChar"/>
-        </w:rPr>
-        <w:t xml:space="preserve">Expand-Archive -LiteralPath "$env:USERPROFILE\Downloads\breakout.zip" -DestinationPath "$env:USERPROFILE\Downloads\breakout" -Force</w:t>
+        <w:t xml:space="preserve">USE actividad1db;</w:t>
+      </w:r>
+      <w:r>
+        <w:br/>
+      </w:r>
+      <w:r>
+        <w:br/>
+      </w:r>
+      <w:r>
+        <w:rPr>
+          <w:rStyle w:val="VerbatimChar"/>
+        </w:rPr>
+        <w:t xml:space="preserve">CREATE TABLE prueba (</w:t>
+      </w:r>
+      <w:r>
+        <w:br/>
+      </w:r>
+      <w:r>
+        <w:rPr>
+          <w:rStyle w:val="VerbatimChar"/>
+        </w:rPr>
+        <w:t xml:space="preserve">    id INT AUTO_INCREMENT PRIMARY KEY,</w:t>
+      </w:r>
+      <w:r>
+        <w:br/>
+      </w:r>
+      <w:r>
+        <w:rPr>
+          <w:rStyle w:val="VerbatimChar"/>
+        </w:rPr>
+        <w:t xml:space="preserve">    nombre VARCHAR(50) NOT NULL</w:t>
+      </w:r>
+      <w:r>
+        <w:br/>
+      </w:r>
+      <w:r>
+        <w:rPr>
+          <w:rStyle w:val="VerbatimChar"/>
+        </w:rPr>
+        <w:t xml:space="preserve">);</w:t>
+      </w:r>
+      <w:r>
+        <w:br/>
+      </w:r>
+      <w:r>
+        <w:br/>
+      </w:r>
+      <w:r>
+        <w:rPr>
+          <w:rStyle w:val="VerbatimChar"/>
+        </w:rPr>
+        <w:t xml:space="preserve">INSERT INTO prueba (nombre) VALUES ('Miguel');</w:t>
+      </w:r>
+      <w:r>
+        <w:br/>
+      </w:r>
+      <w:r>
+        <w:br/>
+      </w:r>
+      <w:r>
+        <w:rPr>
+          <w:rStyle w:val="VerbatimChar"/>
+        </w:rPr>
+        <w:t xml:space="preserve">SELECT * FROM prueba;</w:t>
       </w:r>
     </w:p>
     <w:p>
@@ -1306,528 +2293,535 @@
         <w:pStyle w:val="FirstParagraph"/>
       </w:pPr>
       <w:r>
-        <w:t xml:space="preserve">Esto lo que va hacer es descargar nuestro comprimido de breakout y luego descomprimirlo y meterlo dentro neustra carpeta descargas</w:t>
-      </w:r>
-    </w:p>
-    <w:p>
-      <w:pPr>
-        <w:pStyle w:val="BodyText"/>
-      </w:pPr>
-      <w:r>
-        <w:t xml:space="preserve">Y luego debemos de meter el resultado de nuestra carpeta de donde la va servir nuestro servidor mediande el commando de copiar de la terminarl</w:t>
+        <w:rPr>
+          <w:b/>
+          <w:bCs/>
+        </w:rPr>
+        <w:t xml:space="preserve">Figura 14</w:t>
+      </w:r>
+      <w:r>
+        <w:br/>
+      </w:r>
+      <w:r>
+        <w:rPr>
+          <w:i/>
+          <w:iCs/>
+        </w:rPr>
+        <w:t xml:space="preserve">Creación de la base de datos, tabla y registro de prueba en MySQL Workbench.</w:t>
+      </w:r>
+    </w:p>
+    <w:p>
+      <w:pPr>
+        <w:pStyle w:val="BodyText"/>
+      </w:pPr>
+      <w:r>
+        <w:t xml:space="preserve">Pasted image 20260606122554.png</w:t>
+      </w:r>
+    </w:p>
+    <w:p>
+      <w:pPr>
+        <w:pStyle w:val="BodyText"/>
+      </w:pPr>
+      <w:r>
+        <w:t xml:space="preserve">Para confirmar que los cambios estaban aplicados en la base de datos remota, regresé a la consola de AWS y utilicé CloudShell como otra forma de conexión. Desde ahí ingresé nuevamente con las credenciales de la base de datos y ejecuté consultas para validar que</w:t>
+      </w:r>
+      <w:r>
+        <w:t xml:space="preserve"> </w:t>
+      </w:r>
+      <w:r>
+        <w:rPr>
+          <w:rStyle w:val="VerbatimChar"/>
+        </w:rPr>
+        <w:t xml:space="preserve">actividad1db</w:t>
+      </w:r>
+      <w:r>
+        <w:t xml:space="preserve"> </w:t>
+      </w:r>
+      <w:r>
+        <w:t xml:space="preserve">existiera y que la tabla tuviera el registro insertado.</w:t>
       </w:r>
     </w:p>
     <w:p>
       <w:pPr>
         <w:pStyle w:val="SourceCode"/>
       </w:pPr>
+      <w:r>
+        <w:rPr>
+          <w:rStyle w:val="VerbatimChar"/>
+        </w:rPr>
+        <w:t xml:space="preserve">SHOW DATABASES;</w:t>
+      </w:r>
+      <w:r>
+        <w:br/>
+      </w:r>
+      <w:r>
+        <w:rPr>
+          <w:rStyle w:val="VerbatimChar"/>
+        </w:rPr>
+        <w:t xml:space="preserve">USE actividad1db;</w:t>
+      </w:r>
+      <w:r>
+        <w:br/>
+      </w:r>
+      <w:r>
+        <w:rPr>
+          <w:rStyle w:val="VerbatimChar"/>
+        </w:rPr>
+        <w:t xml:space="preserve">SELECT * FROM prueba;</w:t>
+      </w:r>
     </w:p>
     <w:p>
       <w:pPr>
         <w:pStyle w:val="FirstParagraph"/>
       </w:pPr>
       <w:r>
-        <w:t xml:space="preserve">Con esto luego nos podemos regresar a nuesto ec 2 para sacar la ip de nuestra instancia publica que en este caso nos arrojo</w:t>
-      </w:r>
-      <w:r>
-        <w:t xml:space="preserve"> </w:t>
-      </w:r>
-      <w:hyperlink r:id="rId25">
+        <w:rPr>
+          <w:b/>
+          <w:bCs/>
+        </w:rPr>
+        <w:t xml:space="preserve">Figura 15</w:t>
+      </w:r>
+      <w:r>
+        <w:br/>
+      </w:r>
+      <w:r>
+        <w:rPr>
+          <w:i/>
+          <w:iCs/>
+        </w:rPr>
+        <w:t xml:space="preserve">Validación de la base de datos desde AWS CloudShell.</w:t>
+      </w:r>
+    </w:p>
+    <w:p>
+      <w:pPr>
+        <w:pStyle w:val="BodyText"/>
+      </w:pPr>
+      <w:r>
+        <w:t xml:space="preserve">Pasted image 20260606123802.png</w:t>
+      </w:r>
+    </w:p>
+    <w:p>
+      <w:pPr>
+        <w:pStyle w:val="BodyText"/>
+      </w:pPr>
+      <w:r>
+        <w:t xml:space="preserve">Este ejercicio fue útil para entender mejor la relación entre el endpoint de RDS, el puerto</w:t>
+      </w:r>
+      <w:r>
+        <w:t xml:space="preserve"> </w:t>
+      </w:r>
+      <w:r>
+        <w:rPr>
+          <w:rStyle w:val="VerbatimChar"/>
+        </w:rPr>
+        <w:t xml:space="preserve">3306</w:t>
+      </w:r>
+      <w:r>
+        <w:t xml:space="preserve">, el grupo de seguridad y la herramienta cliente. En mi caso, el principal punto de revisión fue asegurar que la base de datos estuviera marcada como públicamente accessible y que el grupo de seguridad permitiera conexiones desde mi IP.</w:t>
+      </w:r>
+    </w:p>
+    <w:bookmarkEnd w:id="26"/>
+    <w:bookmarkEnd w:id="27"/>
+    <w:bookmarkStart w:id="28" w:name="conclusiones"/>
+    <w:p>
+      <w:pPr>
+        <w:pStyle w:val="Heading1"/>
+      </w:pPr>
+      <w:r>
+        <w:t xml:space="preserve">Conclusiones</w:t>
+      </w:r>
+    </w:p>
+    <w:p>
+      <w:pPr>
+        <w:pStyle w:val="FirstParagraph"/>
+      </w:pPr>
+      <w:r>
+        <w:t xml:space="preserve">Al finalizar la actividad se cumplieron los tres objetivos planteados. Se creó una instancia EC2 con Linux y se publicó una página web estilo Netflix mediante Apache. También se creó una instancia EC2 con Windows Server, se instaló IIS y se publicó un juego web. Finalmente, se creó una base de datos MySQL en Amazon RDS, se habilitó el acceso necesario y se realizaron pruebas desde MySQL Workbench y CloudShell.</w:t>
+      </w:r>
+    </w:p>
+    <w:p>
+      <w:pPr>
+        <w:pStyle w:val="BodyText"/>
+      </w:pPr>
+      <w:r>
+        <w:t xml:space="preserve">El trabajo me ayudó a comprender mejor la importancia de los grupos de seguridad. En cada servicio, los problemas de conexión estuvieron relacionados con puertos, direcciones IP o permisos de acceso. Para Linux fue necesario abrir el puerto</w:t>
+      </w:r>
+      <w:r>
+        <w:t xml:space="preserve"> </w:t>
+      </w:r>
+      <w:r>
+        <w:rPr>
+          <w:rStyle w:val="VerbatimChar"/>
+        </w:rPr>
+        <w:t xml:space="preserve">22</w:t>
+      </w:r>
+      <w:r>
+        <w:t xml:space="preserve"> </w:t>
+      </w:r>
+      <w:r>
+        <w:t xml:space="preserve">para SSH y el puerto</w:t>
+      </w:r>
+      <w:r>
+        <w:t xml:space="preserve"> </w:t>
+      </w:r>
+      <w:r>
+        <w:rPr>
+          <w:rStyle w:val="VerbatimChar"/>
+        </w:rPr>
+        <w:t xml:space="preserve">80</w:t>
+      </w:r>
+      <w:r>
+        <w:t xml:space="preserve"> </w:t>
+      </w:r>
+      <w:r>
+        <w:t xml:space="preserve">para HTTP. Para Windows Server fue necesario habilitar el puerto</w:t>
+      </w:r>
+      <w:r>
+        <w:t xml:space="preserve"> </w:t>
+      </w:r>
+      <w:r>
+        <w:rPr>
+          <w:rStyle w:val="VerbatimChar"/>
+        </w:rPr>
+        <w:t xml:space="preserve">3389</w:t>
+      </w:r>
+      <w:r>
+        <w:t xml:space="preserve"> </w:t>
+      </w:r>
+      <w:r>
+        <w:t xml:space="preserve">para RDP. Para RDS fue indispensable permitir el puerto</w:t>
+      </w:r>
+      <w:r>
+        <w:t xml:space="preserve"> </w:t>
+      </w:r>
+      <w:r>
+        <w:rPr>
+          <w:rStyle w:val="VerbatimChar"/>
+        </w:rPr>
+        <w:t xml:space="preserve">3306</w:t>
+      </w:r>
+      <w:r>
+        <w:t xml:space="preserve"> </w:t>
+      </w:r>
+      <w:r>
+        <w:t xml:space="preserve">desde mi IP.</w:t>
+      </w:r>
+    </w:p>
+    <w:p>
+      <w:pPr>
+        <w:pStyle w:val="BodyText"/>
+      </w:pPr>
+      <w:r>
+        <w:t xml:space="preserve">También pude distinguir con más claridad la función de cada servicio. EC2 se utilizó para ejecutar servidores web y publicar contenido. RDS se utilizó para administrar una base de datos relacional sin instalar manualmente MySQL en una máquina virtual. Esta separación ayuda a entender cómo se organizan los components de una arquitectura básica en la nube.</w:t>
+      </w:r>
+    </w:p>
+    <w:p>
+      <w:pPr>
+        <w:pStyle w:val="BodyText"/>
+      </w:pPr>
+      <w:r>
+        <w:t xml:space="preserve">En general, AWS puede sentirse abrumador por la cantidad de opciones disponibles. Sin embargo, al enfocarme en un servicio y en un objetivo concreto, el proceso fue más fácil de digerir. La práctica con AWS Academy permitió trabajar con servicios reales, cometer errores controlados y corregir configuraciones hasta lograr que cada recurso funcionara correctamente.</w:t>
+      </w:r>
+    </w:p>
+    <w:bookmarkEnd w:id="28"/>
+    <w:bookmarkStart w:id="38" w:name="referencias"/>
+    <w:p>
+      <w:pPr>
+        <w:pStyle w:val="Heading1"/>
+      </w:pPr>
+      <w:r>
+        <w:t xml:space="preserve">Referencias</w:t>
+      </w:r>
+    </w:p>
+    <w:p>
+      <w:pPr>
+        <w:pStyle w:val="FirstParagraph"/>
+      </w:pPr>
+      <w:r>
+        <w:t xml:space="preserve">Amazon Web Services. (s. f.-a).</w:t>
+      </w:r>
+      <w:r>
+        <w:t xml:space="preserve"> </w:t>
+      </w:r>
+      <w:r>
+        <w:rPr>
+          <w:i/>
+          <w:iCs/>
+        </w:rPr>
+        <w:t xml:space="preserve">AWS Regions</w:t>
+      </w:r>
+      <w:r>
+        <w:t xml:space="preserve">. AWS Documentation. Recuperado el 7 de junio de 2026, de</w:t>
+      </w:r>
+      <w:r>
+        <w:t xml:space="preserve"> </w:t>
+      </w:r>
+      <w:hyperlink r:id="rId29">
         <w:r>
           <w:rPr>
             <w:rStyle w:val="Hyperlink"/>
           </w:rPr>
-          <w:t xml:space="preserve">http://54.162.96.197/</w:t>
+          <w:t xml:space="preserve">https://docs.aws.amazon.com/global-infrastructure/latest/regions/aws-regions.html</w:t>
         </w:r>
       </w:hyperlink>
-      <w:r>
-        <w:t xml:space="preserve"> </w:t>
-      </w:r>
-      <w:r>
-        <w:t xml:space="preserve">y podemos revisar que estaria arriba nuestra pagina.</w:t>
-      </w:r>
-    </w:p>
-    <w:p>
-      <w:pPr>
-        <w:pStyle w:val="BodyText"/>
-      </w:pPr>
-      <w:r>
-        <w:t xml:space="preserve">En este caso via windows me fui por actuar mas manual algunas cosas dado a la alta predominio de la interfas grafica que tiene para ver el flujo. Y en su mayoria puedo decir que es mas sensillo el proceso de por linea de commandos.</w:t>
-      </w:r>
-    </w:p>
-    <w:p>
-      <w:pPr>
-        <w:pStyle w:val="BodyText"/>
-      </w:pPr>
-      <w:r>
-        <w:t xml:space="preserve">Varacias veces tuve que validar la documentacion de windows para validar que el processo que estaba siguendo era correcto dado a la multiples opciones que tenemos gracias a la ampliabilidad que tiene el window server.</w:t>
-      </w:r>
-    </w:p>
-    <w:p>
-      <w:pPr>
-        <w:pStyle w:val="BodyText"/>
-      </w:pPr>
-      <w:r>
-        <w:t xml:space="preserve">Este objetivo incremento en complejidad por usar la interfas grafica pero la siguente la falta de hizo que fuera la mas senscilla.</w:t>
-      </w:r>
-    </w:p>
-    <w:bookmarkEnd w:id="26"/>
-    <w:bookmarkStart w:id="27" w:name="implementación-de-mysql-en-aws-rds"/>
-    <w:p>
-      <w:pPr>
-        <w:pStyle w:val="Heading2"/>
-      </w:pPr>
-      <w:r>
-        <w:t xml:space="preserve">4.4 Implementación De MySQL En AWS RDS</w:t>
-      </w:r>
-    </w:p>
-    <w:p>
-      <w:pPr>
-        <w:pStyle w:val="FirstParagraph"/>
-      </w:pPr>
-      <w:r>
-        <w:t xml:space="preserve">Debes explicar:</w:t>
-      </w:r>
-    </w:p>
-    <w:p>
-      <w:pPr>
-        <w:pStyle w:val="Compact"/>
-        <w:numPr>
-          <w:ilvl w:val="0"/>
-          <w:numId w:val="1008"/>
-        </w:numPr>
-      </w:pPr>
-      <w:r>
-        <w:t xml:space="preserve">cómo creaste la base de datos,</w:t>
-      </w:r>
-    </w:p>
-    <w:p>
-      <w:pPr>
-        <w:pStyle w:val="Compact"/>
-        <w:numPr>
-          <w:ilvl w:val="0"/>
-          <w:numId w:val="1008"/>
-        </w:numPr>
-      </w:pPr>
-      <w:r>
-        <w:t xml:space="preserve">qué motor seleccionaste,</w:t>
-      </w:r>
-    </w:p>
-    <w:p>
-      <w:pPr>
-        <w:pStyle w:val="Compact"/>
-        <w:numPr>
-          <w:ilvl w:val="0"/>
-          <w:numId w:val="1008"/>
-        </w:numPr>
-      </w:pPr>
-      <w:r>
-        <w:t xml:space="preserve">si el acceso fue público o privado,</w:t>
-      </w:r>
-    </w:p>
-    <w:p>
-      <w:pPr>
-        <w:pStyle w:val="Compact"/>
-        <w:numPr>
-          <w:ilvl w:val="0"/>
-          <w:numId w:val="1008"/>
-        </w:numPr>
-      </w:pPr>
-      <w:r>
-        <w:t xml:space="preserve">cómo configuraste seguridad,</w:t>
-      </w:r>
-    </w:p>
-    <w:p>
-      <w:pPr>
-        <w:pStyle w:val="Compact"/>
-        <w:numPr>
-          <w:ilvl w:val="0"/>
-          <w:numId w:val="1008"/>
-        </w:numPr>
-      </w:pPr>
-      <w:r>
-        <w:t xml:space="preserve">cómo te conectaste desde HeidiSQL,</w:t>
-      </w:r>
-    </w:p>
-    <w:p>
-      <w:pPr>
-        <w:pStyle w:val="Compact"/>
-        <w:numPr>
-          <w:ilvl w:val="0"/>
-          <w:numId w:val="1008"/>
-        </w:numPr>
-      </w:pPr>
-      <w:r>
-        <w:t xml:space="preserve">qué prueba realizaste para confirmar que funciona.</w:t>
-      </w:r>
-    </w:p>
-    <w:p>
-      <w:pPr>
-        <w:pStyle w:val="FirstParagraph"/>
-      </w:pPr>
-      <w:r>
-        <w:t xml:space="preserve">Por ultimo nuestor ultimo objetivo es crear un base de datos mysql en aws rds y connectartno mediante una herramienta externna, para esta yo elijge conectarme a traves de MySQL workbench.</w:t>
-      </w:r>
-    </w:p>
-    <w:p>
-      <w:pPr>
-        <w:pStyle w:val="BodyText"/>
-      </w:pPr>
-      <w:r>
-        <w:t xml:space="preserve">Para realizar la implementacion de una base de datos de mysql la estategia era atraves de Aurora and RDS dde ahi selecione la opcion de crear con configucacion completa. AWS nos permite trabajar con varios tipos de motroes de base de datos pero nosotros selecionamos mysql</w:t>
-      </w:r>
-    </w:p>
-    <w:p>
-      <w:pPr>
-        <w:pStyle w:val="BodyText"/>
-      </w:pPr>
-      <w:r>
-        <w:t xml:space="preserve">Venian dos opciones de configuracion y me fui por Easy Create para realizar along mas rapido lo cual nos permitio avansar mas rapido. Nombramos la instancia como RDS-mysql-act 1 y usamos admin de nombre del usaruario. Cree una contrasena segura y la registre en la aws.</w:t>
-      </w:r>
-    </w:p>
-    <w:p>
-      <w:pPr>
-        <w:pStyle w:val="BodyText"/>
-      </w:pPr>
-      <w:r>
-        <w:t xml:space="preserve">Aqui intente porque no tenia la opcion de registrar la base de dato como publica pero al final despues de leer la documentacion me di cuenta que podriamos registarlo despues. Por end determine el processo de creacion de nuestro entrono de RDS en una db micro con 20 gb.</w:t>
-      </w:r>
-    </w:p>
-    <w:p>
-      <w:pPr>
-        <w:pStyle w:val="BodyText"/>
-      </w:pPr>
-      <w:r>
-        <w:t xml:space="preserve">Para hacer que la base de datos de RDS fuera accessible publciacment para poder integrarlo con mysql workbench ingrese a la la isntancia y me fui a la opcion de modificar.</w:t>
-      </w:r>
-    </w:p>
-    <w:p>
-      <w:pPr>
-        <w:pStyle w:val="BodyText"/>
-      </w:pPr>
-      <w:r>
-        <w:t xml:space="preserve">En modificar buscque la opcioon de conectividad y entoncre la opcion de accesso publiclo y le active que sea de publicly accessible. Con esto guarde y valid que cual fue mi modificacion. Despues fui nuevamente a terabjar con el grupo de seguridad para confirmar los niveles de acceso tenia esta instancia.</w:t>
-      </w:r>
-    </w:p>
-    <w:p>
-      <w:pPr>
-        <w:pStyle w:val="BodyText"/>
-      </w:pPr>
-      <w:r>
-        <w:t xml:space="preserve">Selecione el gurpo de al ir a editar creamos una nueva regla que fuera de tipo mysql/aurora con la intencion de abrir el puerto 3306 y habilite que mi ip para mayor seguirdad que tuviera acesso. Valid que tipo de trafico y de ahi me fui a revisar las endpoints y que en seguridad ya estaba como publicamente accessible.</w:t>
-      </w:r>
-    </w:p>
-    <w:p>
-      <w:pPr>
-        <w:pStyle w:val="BodyText"/>
-      </w:pPr>
-      <w:r>
-        <w:t xml:space="preserve">Use ese endpoint que nos dio como el host name el puerto</w:t>
-      </w:r>
-    </w:p>
-    <w:p>
-      <w:pPr>
-        <w:pStyle w:val="Compact"/>
-        <w:numPr>
-          <w:ilvl w:val="0"/>
-          <w:numId w:val="1009"/>
-        </w:numPr>
-      </w:pPr>
-      <w:r>
-        <w:rPr>
-          <w:b/>
-          <w:bCs/>
-        </w:rPr>
-        <w:t xml:space="preserve">Hostname</w:t>
-      </w:r>
-      <w:r>
-        <w:t xml:space="preserve">: Your RDS endpoint</w:t>
-      </w:r>
-    </w:p>
-    <w:p>
-      <w:pPr>
-        <w:pStyle w:val="Compact"/>
-        <w:numPr>
-          <w:ilvl w:val="0"/>
-          <w:numId w:val="1009"/>
-        </w:numPr>
-      </w:pPr>
-      <w:r>
-        <w:rPr>
-          <w:b/>
-          <w:bCs/>
-        </w:rPr>
-        <w:t xml:space="preserve">Port</w:t>
-      </w:r>
-      <w:r>
-        <w:t xml:space="preserve">: 3306 (or your custom port)</w:t>
-      </w:r>
-    </w:p>
-    <w:p>
-      <w:pPr>
-        <w:pStyle w:val="Compact"/>
-        <w:numPr>
-          <w:ilvl w:val="0"/>
-          <w:numId w:val="1009"/>
-        </w:numPr>
-      </w:pPr>
-      <w:r>
-        <w:rPr>
-          <w:b/>
-          <w:bCs/>
-        </w:rPr>
-        <w:t xml:space="preserve">Username</w:t>
-      </w:r>
-      <w:r>
-        <w:t xml:space="preserve">: Your database username</w:t>
-      </w:r>
-    </w:p>
-    <w:p>
-      <w:pPr>
-        <w:pStyle w:val="Compact"/>
-        <w:numPr>
-          <w:ilvl w:val="0"/>
-          <w:numId w:val="1009"/>
-        </w:numPr>
-      </w:pPr>
-      <w:r>
-        <w:rPr>
-          <w:b/>
-          <w:bCs/>
-        </w:rPr>
-        <w:t xml:space="preserve">Password</w:t>
-      </w:r>
-      <w:r>
-        <w:t xml:space="preserve">: Your database password</w:t>
-      </w:r>
-      <w:r>
-        <w:br/>
-      </w:r>
-      <w:r>
-        <w:t xml:space="preserve">Con eso realize la coneccion y funciono</w:t>
-      </w:r>
-    </w:p>
-    <w:p>
-      <w:pPr>
-        <w:pStyle w:val="FirstParagraph"/>
-      </w:pPr>
-      <w:r>
-        <w:t xml:space="preserve">Desde MySQL workbench empeze a realizar purebas.</w:t>
-      </w:r>
-    </w:p>
-    <w:p>
-      <w:pPr>
-        <w:pStyle w:val="SourceCode"/>
-      </w:pPr>
-      <w:r>
-        <w:rPr>
-          <w:rStyle w:val="VerbatimChar"/>
-        </w:rPr>
-        <w:t xml:space="preserve">SHOW DATABASES;</w:t>
-      </w:r>
-    </w:p>
-    <w:p>
-      <w:pPr>
-        <w:pStyle w:val="FirstParagraph"/>
-      </w:pPr>
-      <w:r>
-        <w:t xml:space="preserve">Primero para ver que bases de datos tenia luego crea otra nueva</w:t>
-      </w:r>
-    </w:p>
-    <w:p>
-      <w:pPr>
-        <w:pStyle w:val="SourceCode"/>
-      </w:pPr>
-      <w:r>
-        <w:rPr>
-          <w:rStyle w:val="VerbatimChar"/>
-        </w:rPr>
-        <w:t xml:space="preserve">CREATE DATABASE actividad1db;</w:t>
-      </w:r>
-    </w:p>
-    <w:p>
-      <w:pPr>
-        <w:pStyle w:val="FirstParagraph"/>
-      </w:pPr>
-      <w:r>
-        <w:t xml:space="preserve">Y luego probar una tabla:</w:t>
-      </w:r>
-    </w:p>
-    <w:p>
-      <w:pPr>
-        <w:pStyle w:val="SourceCode"/>
-      </w:pPr>
-      <w:r>
-        <w:rPr>
-          <w:rStyle w:val="VerbatimChar"/>
-        </w:rPr>
-        <w:t xml:space="preserve">USE actividad1db;</w:t>
-      </w:r>
-      <w:r>
-        <w:br/>
-      </w:r>
-      <w:r>
-        <w:br/>
-      </w:r>
-      <w:r>
-        <w:rPr>
-          <w:rStyle w:val="VerbatimChar"/>
-        </w:rPr>
-        <w:t xml:space="preserve">CREATE TABLE prueba (</w:t>
-      </w:r>
-      <w:r>
-        <w:br/>
-      </w:r>
-      <w:r>
-        <w:rPr>
-          <w:rStyle w:val="VerbatimChar"/>
-        </w:rPr>
-        <w:t xml:space="preserve">    id INT AUTO_INCREMENT PRIMARY KEY,</w:t>
-      </w:r>
-      <w:r>
-        <w:br/>
-      </w:r>
-      <w:r>
-        <w:rPr>
-          <w:rStyle w:val="VerbatimChar"/>
-        </w:rPr>
-        <w:t xml:space="preserve">    nombre VARCHAR(50) NOT NULL</w:t>
-      </w:r>
-      <w:r>
-        <w:br/>
-      </w:r>
-      <w:r>
-        <w:rPr>
-          <w:rStyle w:val="VerbatimChar"/>
-        </w:rPr>
-        <w:t xml:space="preserve">);</w:t>
-      </w:r>
-      <w:r>
-        <w:br/>
-      </w:r>
-      <w:r>
-        <w:br/>
-      </w:r>
-      <w:r>
-        <w:rPr>
-          <w:rStyle w:val="VerbatimChar"/>
-        </w:rPr>
-        <w:t xml:space="preserve">INSERT INTO prueba (nombre) VALUES ('Miguel');</w:t>
-      </w:r>
-      <w:r>
-        <w:br/>
-      </w:r>
-      <w:r>
-        <w:br/>
-      </w:r>
-      <w:r>
-        <w:rPr>
-          <w:rStyle w:val="VerbatimChar"/>
-        </w:rPr>
-        <w:t xml:space="preserve">SELECT * FROM prueba;</w:t>
-      </w:r>
-    </w:p>
-    <w:p>
-      <w:pPr>
-        <w:pStyle w:val="FirstParagraph"/>
-      </w:pPr>
-      <w:r>
-        <w:t xml:space="preserve">Y como vi que se crear quise valdiar que se estaban haciendo los cambiso directamente denrtro de aws entocnes para esto me regrese a la consola y en la consola active el cloudshell que es otra de las 3 opciones que nos da aws para conecarnaros.</w:t>
-      </w:r>
-    </w:p>
-    <w:p>
-      <w:pPr>
-        <w:pStyle w:val="BodyText"/>
-      </w:pPr>
-      <w:r>
-        <w:t xml:space="preserve">De ahi corriendo la terminarl ingrese mi cotnraena y me dio acceso nuevament confirmado que funciona. Al ingresar el mismo commando que pusimos anteirormente de Show Databases, nos muestra la nueva base dead datos llamada</w:t>
-      </w:r>
-      <w:r>
-        <w:t xml:space="preserve"> </w:t>
-      </w:r>
-      <w:r>
-        <w:rPr>
-          <w:rStyle w:val="VerbatimChar"/>
-        </w:rPr>
-        <w:t xml:space="preserve">actividad1db</w:t>
-      </w:r>
-      <w:r>
-        <w:t xml:space="preserve"> </w:t>
-      </w:r>
-      <w:r>
-        <w:t xml:space="preserve">que creamos localmente. Y al revisar la tabla que creamos podemos ver con exito nuestra entrada dentro de la paltgaforma de aws, dandondes certeza de que esta correctamente integrado.</w:t>
-      </w:r>
-    </w:p>
-    <w:bookmarkEnd w:id="27"/>
-    <w:bookmarkStart w:id="28" w:name="conclusiones"/>
-    <w:p>
-      <w:pPr>
-        <w:pStyle w:val="Heading2"/>
-      </w:pPr>
-      <w:r>
-        <w:t xml:space="preserve">6. Conclusiones</w:t>
-      </w:r>
-    </w:p>
-    <w:p>
-      <w:pPr>
-        <w:pStyle w:val="FirstParagraph"/>
-      </w:pPr>
-      <w:r>
-        <w:t xml:space="preserve">Al terminar podemos decir que correctamente completamos los objetivos. Termiamos con dos instancias de ec2, una de linux con una pagina web de netflix montada, y otra de windows que fue un processo mas manual pero que tenemos una pagina de un juego. Por otro lado de RDS tenemos una base de datos con salida publica a una ip configurdada correctamente que localmente en mi maquina pude modificar.</w:t>
-      </w:r>
-    </w:p>
-    <w:p>
-      <w:pPr>
-        <w:pStyle w:val="BodyText"/>
-      </w:pPr>
-      <w:r>
-        <w:t xml:space="preserve">En general en todas neustras instancias pudimos abrirar puertos 22 para coenxcion remotas de ssh y para el instance connect. El puerto 80 para recibir peticiones mediante http y en la isntancia windows se abrio el puerto 3389 para conecion de escritorio remoto. En pueto 443 para salidas https que realmente no fue indepensable y por ultimo un puerto para mysql.</w:t>
-      </w:r>
-    </w:p>
-    <w:p>
-      <w:pPr>
-        <w:pStyle w:val="BodyText"/>
-      </w:pPr>
-      <w:r>
-        <w:t xml:space="preserve">En proyectos pasados el trabjo de grupo de seguriadad se me habia complicado mucho pero con el repaso y leyendo la documentacion tiempo logre comprendolo mas y como es un control de trafico de entrada y salida. Cada cuando me tope con una falla de conexcion siempre era que no habia correctamente liberado o activado el puerto para que fuera de aws recibiera la conecion.</w:t>
-      </w:r>
-    </w:p>
-    <w:p>
-      <w:pPr>
-        <w:pStyle w:val="BodyText"/>
-      </w:pPr>
-      <w:r>
-        <w:t xml:space="preserve">En mi caso para RDS que me quise conectar mas de una red publica para aws conectar atraves de los endpoints que liberan aws no fue mayor tema de como menscione validar que tuvieramos el grupo adecuado y fue rapido el prceso de modifcarlo dentro de mysql workbench.</w:t>
-      </w:r>
-    </w:p>
-    <w:p>
-      <w:pPr>
-        <w:pStyle w:val="BodyText"/>
-      </w:pPr>
-      <w:r>
-        <w:t xml:space="preserve">En general senti que es muy abrumador todas las opcioens que nos permite aws de usar pero una ves que te enfoques en una sola es muchismo mas facil digerir el desplgie y awmaon con todos sus herramientes falito mucho los deplieges.</w:t>
-      </w:r>
-    </w:p>
-    <w:bookmarkEnd w:id="28"/>
-    <w:bookmarkEnd w:id="29"/>
-    <w:bookmarkStart w:id="30" w:name="referencias"/>
-    <w:p>
-      <w:pPr>
-        <w:pStyle w:val="Heading1"/>
-      </w:pPr>
-      <w:r>
-        <w:t xml:space="preserve">7. Referencias</w:t>
-      </w:r>
-    </w:p>
-    <w:p>
-      <w:pPr>
-        <w:pStyle w:val="FirstParagraph"/>
-      </w:pPr>
-      <w:r>
-        <w:t xml:space="preserve">Aquí colocas las fuentes que consultaste, en formato APA.</w:t>
-      </w:r>
-    </w:p>
-    <w:bookmarkEnd w:id="30"/>
+    </w:p>
+    <w:p>
+      <w:pPr>
+        <w:pStyle w:val="BodyText"/>
+      </w:pPr>
+      <w:r>
+        <w:t xml:space="preserve">Amazon Web Services. (s. f.-b).</w:t>
+      </w:r>
+      <w:r>
+        <w:t xml:space="preserve"> </w:t>
+      </w:r>
+      <w:r>
+        <w:rPr>
+          <w:i/>
+          <w:iCs/>
+        </w:rPr>
+        <w:t xml:space="preserve">Conectarse a la instancia de Linux con EC2 Instance Connect</w:t>
+      </w:r>
+      <w:r>
+        <w:t xml:space="preserve">. AWS Documentation. Recuperado el 7 de junio de 2026, de</w:t>
+      </w:r>
+      <w:r>
+        <w:t xml:space="preserve"> </w:t>
+      </w:r>
+      <w:hyperlink r:id="rId30">
+        <w:r>
+          <w:rPr>
+            <w:rStyle w:val="Hyperlink"/>
+          </w:rPr>
+          <w:t xml:space="preserve">https://docs.aws.amazon.com/es_es/AWSEC2/latest/UserGuide/ec2-instance-connect-methods.html</w:t>
+        </w:r>
+      </w:hyperlink>
+    </w:p>
+    <w:p>
+      <w:pPr>
+        <w:pStyle w:val="BodyText"/>
+      </w:pPr>
+      <w:r>
+        <w:t xml:space="preserve">Amazon Web Services. (s. f.-c).</w:t>
+      </w:r>
+      <w:r>
+        <w:t xml:space="preserve"> </w:t>
+      </w:r>
+      <w:r>
+        <w:rPr>
+          <w:i/>
+          <w:iCs/>
+        </w:rPr>
+        <w:t xml:space="preserve">Conexión a la instancia de Windows mediante un cliente RDP</w:t>
+      </w:r>
+      <w:r>
+        <w:t xml:space="preserve">. AWS Documentation. Recuperado el 7 de junio de 2026, de</w:t>
+      </w:r>
+      <w:r>
+        <w:t xml:space="preserve"> </w:t>
+      </w:r>
+      <w:hyperlink r:id="rId31">
+        <w:r>
+          <w:rPr>
+            <w:rStyle w:val="Hyperlink"/>
+          </w:rPr>
+          <w:t xml:space="preserve">https://docs.aws.amazon.com/es_es/AWSEC2/latest/UserGuide/connect-rdp.html</w:t>
+        </w:r>
+      </w:hyperlink>
+    </w:p>
+    <w:p>
+      <w:pPr>
+        <w:pStyle w:val="BodyText"/>
+      </w:pPr>
+      <w:r>
+        <w:t xml:space="preserve">Amazon Web Services. (s. f.-d).</w:t>
+      </w:r>
+      <w:r>
+        <w:t xml:space="preserve"> </w:t>
+      </w:r>
+      <w:r>
+        <w:rPr>
+          <w:i/>
+          <w:iCs/>
+        </w:rPr>
+        <w:t xml:space="preserve">Control de acceso con grupos de seguridad</w:t>
+      </w:r>
+      <w:r>
+        <w:t xml:space="preserve">. AWS Documentation. Recuperado el 7 de junio de 2026, de</w:t>
+      </w:r>
+      <w:r>
+        <w:t xml:space="preserve"> </w:t>
+      </w:r>
+      <w:hyperlink r:id="rId32">
+        <w:r>
+          <w:rPr>
+            <w:rStyle w:val="Hyperlink"/>
+          </w:rPr>
+          <w:t xml:space="preserve">https://docs.aws.amazon.com/es_es/AmazonRDS/latest/UserGuide/Overview.RDSSecurityGroups.html</w:t>
+        </w:r>
+      </w:hyperlink>
+    </w:p>
+    <w:p>
+      <w:pPr>
+        <w:pStyle w:val="BodyText"/>
+      </w:pPr>
+      <w:r>
+        <w:t xml:space="preserve">Amazon Web Services. (s. f.-e).</w:t>
+      </w:r>
+      <w:r>
+        <w:t xml:space="preserve"> </w:t>
+      </w:r>
+      <w:r>
+        <w:rPr>
+          <w:i/>
+          <w:iCs/>
+        </w:rPr>
+        <w:t xml:space="preserve">Creación de una instancia de base de datos MySQL y conexión a ella</w:t>
+      </w:r>
+      <w:r>
+        <w:t xml:space="preserve">. AWS Documentation. Recuperado el 7 de junio de 2026, de</w:t>
+      </w:r>
+      <w:r>
+        <w:t xml:space="preserve"> </w:t>
+      </w:r>
+      <w:hyperlink r:id="rId33">
+        <w:r>
+          <w:rPr>
+            <w:rStyle w:val="Hyperlink"/>
+          </w:rPr>
+          <w:t xml:space="preserve">https://docs.aws.amazon.com/es_es/AmazonRDS/latest/UserGuide/CHAP_GettingStarted.CreatingConnecting.MySQL.html</w:t>
+        </w:r>
+      </w:hyperlink>
+    </w:p>
+    <w:p>
+      <w:pPr>
+        <w:pStyle w:val="BodyText"/>
+      </w:pPr>
+      <w:r>
+        <w:t xml:space="preserve">Amazon Web Services. (s. f.-f).</w:t>
+      </w:r>
+      <w:r>
+        <w:t xml:space="preserve"> </w:t>
+      </w:r>
+      <w:r>
+        <w:rPr>
+          <w:i/>
+          <w:iCs/>
+        </w:rPr>
+        <w:t xml:space="preserve">Cree un grupo de seguridad para su instancia de Amazon EC2</w:t>
+      </w:r>
+      <w:r>
+        <w:t xml:space="preserve">. AWS Documentation. Recuperado el 7 de junio de 2026, de</w:t>
+      </w:r>
+      <w:r>
+        <w:t xml:space="preserve"> </w:t>
+      </w:r>
+      <w:hyperlink r:id="rId34">
+        <w:r>
+          <w:rPr>
+            <w:rStyle w:val="Hyperlink"/>
+          </w:rPr>
+          <w:t xml:space="preserve">https://docs.aws.amazon.com/es_es/AWSEC2/latest/UserGuide/creating-security-group.html</w:t>
+        </w:r>
+      </w:hyperlink>
+    </w:p>
+    <w:p>
+      <w:pPr>
+        <w:pStyle w:val="BodyText"/>
+      </w:pPr>
+      <w:r>
+        <w:t xml:space="preserve">Amazon Web Services. (s. f.-g).</w:t>
+      </w:r>
+      <w:r>
+        <w:t xml:space="preserve"> </w:t>
+      </w:r>
+      <w:r>
+        <w:rPr>
+          <w:i/>
+          <w:iCs/>
+        </w:rPr>
+        <w:t xml:space="preserve">Introducción a Amazon EC2</w:t>
+      </w:r>
+      <w:r>
+        <w:t xml:space="preserve">. AWS Documentation. Recuperado el 7 de junio de 2026, de</w:t>
+      </w:r>
+      <w:r>
+        <w:t xml:space="preserve"> </w:t>
+      </w:r>
+      <w:hyperlink r:id="rId35">
+        <w:r>
+          <w:rPr>
+            <w:rStyle w:val="Hyperlink"/>
+          </w:rPr>
+          <w:t xml:space="preserve">https://docs.aws.amazon.com/es_es/AWSEC2/latest/UserGuide/EC2_GetStarted.html</w:t>
+        </w:r>
+      </w:hyperlink>
+    </w:p>
+    <w:p>
+      <w:pPr>
+        <w:pStyle w:val="BodyText"/>
+      </w:pPr>
+      <w:r>
+        <w:t xml:space="preserve">Oliver, W. (2020, 9 de mayo).</w:t>
+      </w:r>
+      <w:r>
+        <w:t xml:space="preserve"> </w:t>
+      </w:r>
+      <w:r>
+        <w:rPr>
+          <w:i/>
+          <w:iCs/>
+        </w:rPr>
+        <w:t xml:space="preserve">Installing the Web Server Role</w:t>
+      </w:r>
+      <w:r>
+        <w:t xml:space="preserve">. Microsoft Learn.</w:t>
+      </w:r>
+      <w:r>
+        <w:t xml:space="preserve"> </w:t>
+      </w:r>
+      <w:hyperlink r:id="rId36">
+        <w:r>
+          <w:rPr>
+            <w:rStyle w:val="Hyperlink"/>
+          </w:rPr>
+          <w:t xml:space="preserve">https://learn.microsoft.com/en-us/iis/web-hosting/web-server-for-shared-hosting/installing-the-web-server-role</w:t>
+        </w:r>
+      </w:hyperlink>
+    </w:p>
+    <w:p>
+      <w:pPr>
+        <w:pStyle w:val="BodyText"/>
+      </w:pPr>
+      <w:r>
+        <w:t xml:space="preserve">Oracle. (s. f.).</w:t>
+      </w:r>
+      <w:r>
+        <w:t xml:space="preserve"> </w:t>
+      </w:r>
+      <w:r>
+        <w:rPr>
+          <w:i/>
+          <w:iCs/>
+        </w:rPr>
+        <w:t xml:space="preserve">MySQL Workbench Manual: 5.3.1 Standard TCP/IP Connection Method</w:t>
+      </w:r>
+      <w:r>
+        <w:t xml:space="preserve">. MySQL. Recuperado el 7 de junio de 2026, de</w:t>
+      </w:r>
+      <w:r>
+        <w:t xml:space="preserve"> </w:t>
+      </w:r>
+      <w:hyperlink r:id="rId37">
+        <w:r>
+          <w:rPr>
+            <w:rStyle w:val="Hyperlink"/>
+          </w:rPr>
+          <w:t xml:space="preserve">https://dev.mysql.com/doc/workbench/en/wb-mysql-connections-methods-standard.html</w:t>
+        </w:r>
+      </w:hyperlink>
+    </w:p>
+    <w:bookmarkEnd w:id="38"/>
     <w:sectPr>
       <w:footnotePr>
         <w:numRestart w:val="eachSect"/>
@@ -2136,9 +3130,6 @@
     <w:abstractNumId w:val="991"/>
   </w:num>
   <w:num w:numId="1003">
-    <w:abstractNumId w:val="991"/>
-  </w:num>
-  <w:num w:numId="1004">
     <w:abstractNumId w:val="99201"/>
     <w:lvlOverride w:ilvl="0">
       <w:startOverride w:val="1"/>
@@ -2168,13 +3159,10 @@
       <w:startOverride w:val="1"/>
     </w:lvlOverride>
   </w:num>
-  <w:num w:numId="1005">
+  <w:num w:numId="1004">
     <w:abstractNumId w:val="991"/>
   </w:num>
-  <w:num w:numId="1006">
-    <w:abstractNumId w:val="991"/>
-  </w:num>
-  <w:num w:numId="1007">
+  <w:num w:numId="1005">
     <w:abstractNumId w:val="99201"/>
     <w:lvlOverride w:ilvl="0">
       <w:startOverride w:val="1"/>
@@ -2204,10 +3192,7 @@
       <w:startOverride w:val="1"/>
     </w:lvlOverride>
   </w:num>
-  <w:num w:numId="1008">
-    <w:abstractNumId w:val="991"/>
-  </w:num>
-  <w:num w:numId="1009">
+  <w:num w:numId="1006">
     <w:abstractNumId w:val="991"/>
   </w:num>
 </w:numbering>
